--- a/实验二_软件架构设计与微服务拆分/D2-6_数据模型ER图与数据字典.docx
+++ b/实验二_软件架构设计与微服务拆分/D2-6_数据模型ER图与数据字典.docx
@@ -661,7 +661,7 @@
               </w:rPr>
               <w:drawing>
                 <wp:inline xmlns:a="http://schemas.openxmlformats.org/drawingml/2006/main" xmlns:pic="http://schemas.openxmlformats.org/drawingml/2006/picture">
-                  <wp:extent cx="6035040" cy="4022378"/>
+                  <wp:extent cx="5897880" cy="3931920"/>
                   <wp:docPr id="1" name="Picture 1"/>
                   <wp:cNvGraphicFramePr>
                     <a:graphicFrameLocks noChangeAspect="1"/>
@@ -682,7 +682,7 @@
                         <pic:spPr>
                           <a:xfrm>
                             <a:off x="0" y="0"/>
-                            <a:ext cx="6035040" cy="4022378"/>
+                            <a:ext cx="5897880" cy="3931920"/>
                           </a:xfrm>
                           <a:prstGeom prst="rect"/>
                         </pic:spPr>

--- a/实验二_软件架构设计与微服务拆分/D2-6_数据模型ER图与数据字典.docx
+++ b/实验二_软件架构设计与微服务拆分/D2-6_数据模型ER图与数据字典.docx
@@ -93,6 +93,9 @@
         <w:gridCol w:w="4873"/>
       </w:tblGrid>
       <w:tr>
+        <w:trPr>
+          <w:tblHeader w:val="true"/>
+        </w:trPr>
         <w:tc>
           <w:tcPr>
             <w:tcW w:type="dxa" w:w="1984"/>
@@ -425,6 +428,7 @@
             <w:r>
               <w:rPr>
                 <w:rFonts w:ascii="Microsoft YaHei" w:hAnsi="Microsoft YaHei" w:eastAsia="Microsoft YaHei"/>
+                <w:b w:val="0"/>
                 <w:sz w:val="18"/>
               </w:rPr>
               <w:t>计算机23-2 / 231002703 / 戴正宇</w:t>
@@ -480,6 +484,7 @@
             <w:r>
               <w:rPr>
                 <w:rFonts w:ascii="Microsoft YaHei" w:hAnsi="Microsoft YaHei" w:eastAsia="Microsoft YaHei"/>
+                <w:b w:val="0"/>
                 <w:sz w:val="18"/>
               </w:rPr>
               <w:t>2026-05-14</w:t>
@@ -500,6 +505,7 @@
       <w:r>
         <w:rPr>
           <w:rFonts w:ascii="Microsoft YaHei" w:hAnsi="Microsoft YaHei" w:eastAsia="Microsoft YaHei"/>
+          <w:b w:val="0"/>
           <w:sz w:val="21"/>
         </w:rPr>
         <w:br w:type="page"/>
@@ -549,10 +555,13 @@
         <w:gridCol w:w="9746"/>
       </w:tblGrid>
       <w:tr>
+        <w:trPr>
+          <w:tblHeader w:val="true"/>
+        </w:trPr>
         <w:tc>
           <w:tcPr>
             <w:tcW w:type="dxa" w:w="9746"/>
-            <w:shd w:val="clear" w:color="auto" w:fill="EAF4EC"/>
+            <w:shd w:val="clear" w:color="auto" w:fill="EAF6EF"/>
             <w:tcBorders>
               <w:top w:val="single" w:sz="8" w:space="0" w:color="B8D8C2"/>
               <w:left w:val="single" w:sz="8" w:space="0" w:color="B8D8C2"/>
@@ -563,30 +572,42 @@
           </w:tcPr>
           <w:p>
             <w:pPr>
-              <w:spacing w:after="20" w:line="259" w:lineRule="auto"/>
-            </w:pPr>
-            <w:r>
-              <w:rPr>
-                <w:rFonts w:ascii="Microsoft YaHei" w:hAnsi="Microsoft YaHei" w:eastAsia="Microsoft YaHei"/>
-                <w:b/>
-                <w:color w:val="1A7A3D"/>
-                <w:sz w:val="21"/>
-              </w:rPr>
-              <w:t xml:space="preserve">📌 填写指引 </w:t>
-            </w:r>
-          </w:p>
-          <w:p>
-            <w:pPr>
-              <w:spacing w:after="20" w:line="259" w:lineRule="auto"/>
-            </w:pPr>
-            <w:r>
-              <w:rPr>
-                <w:rFonts w:ascii="Microsoft YaHei" w:hAnsi="Microsoft YaHei" w:eastAsia="Microsoft YaHei"/>
-                <w:b w:val="0"/>
-                <w:color w:val="2B2B2B"/>
-                <w:sz w:val="20"/>
-              </w:rPr>
-              <w:t>本模板按章节结构预设了每节的标题与提示。请在每个 "（请在此处填写……）" 区域中替换为正式内容；不允许删除章节标题；如某节确实不适用，请保留标题并标注「N/A 及理由」。</w:t>
+              <w:spacing w:line="259" w:lineRule="auto" w:after="20"/>
+            </w:pPr>
+            <w:r>
+              <w:rPr>
+                <w:rFonts w:ascii="Microsoft YaHei" w:hAnsi="Microsoft YaHei" w:eastAsia="Microsoft YaHei"/>
+                <w:b w:val="0"/>
+                <w:sz w:val="19"/>
+              </w:rPr>
+            </w:r>
+            <w:r>
+              <w:rPr>
+                <w:rFonts w:ascii="Microsoft YaHei" w:hAnsi="Microsoft YaHei" w:eastAsia="Microsoft YaHei"/>
+                <w:b w:val="0"/>
+                <w:sz w:val="19"/>
+              </w:rPr>
+              <w:t>文档说明</w:t>
+            </w:r>
+          </w:p>
+          <w:p>
+            <w:pPr>
+              <w:spacing w:line="259" w:lineRule="auto" w:after="20"/>
+            </w:pPr>
+            <w:r>
+              <w:rPr>
+                <w:rFonts w:ascii="Microsoft YaHei" w:hAnsi="Microsoft YaHei" w:eastAsia="Microsoft YaHei"/>
+                <w:b w:val="0"/>
+                <w:sz w:val="19"/>
+              </w:rPr>
+            </w:r>
+            <w:r>
+              <w:rPr>
+                <w:rFonts w:ascii="Microsoft YaHei" w:hAnsi="Microsoft YaHei" w:eastAsia="Microsoft YaHei"/>
+                <w:b w:val="0"/>
+                <w:sz w:val="19"/>
+              </w:rPr>
+              <w:t>本文件已完成按上下文划分的 ER 图、数据字典、字段级约束、索引设计、审计要求与隐私合规标注。ER 图用于说明实体边界，数据字典用于说明字段语义和接口约束。</w:t>
             </w:r>
           </w:p>
         </w:tc>
@@ -625,6 +646,9 @@
         <w:gridCol w:w="9746"/>
       </w:tblGrid>
       <w:tr>
+        <w:trPr>
+          <w:tblHeader w:val="true"/>
+        </w:trPr>
         <w:tc>
           <w:tcPr>
             <w:tcW w:type="dxa" w:w="9746"/>
@@ -644,6 +668,7 @@
             <w:r>
               <w:rPr>
                 <w:rFonts w:ascii="Microsoft YaHei" w:hAnsi="Microsoft YaHei" w:eastAsia="Microsoft YaHei"/>
+                <w:b w:val="0"/>
                 <w:sz w:val="18"/>
               </w:rPr>
               <w:t>ER 图按预约、会员、门店三个核心/支撑上下文组织，标注主键、外键、个人信息字段和主要一对多关系。跨上下文数据不直接共享业务表，优先通过 API 或领域事件集成。</w:t>
@@ -657,6 +682,7 @@
             <w:r>
               <w:rPr>
                 <w:rFonts w:ascii="Microsoft YaHei" w:hAnsi="Microsoft YaHei" w:eastAsia="Microsoft YaHei"/>
+                <w:b w:val="0"/>
                 <w:sz w:val="18"/>
               </w:rPr>
               <w:drawing>
@@ -734,6 +760,9 @@
         <w:gridCol w:w="1949"/>
       </w:tblGrid>
       <w:tr>
+        <w:trPr>
+          <w:tblHeader w:val="true"/>
+        </w:trPr>
         <w:tc>
           <w:tcPr>
             <w:tcW w:type="dxa" w:w="1949"/>
@@ -748,6 +777,7 @@
             <w:r>
               <w:rPr>
                 <w:rFonts w:ascii="Microsoft YaHei" w:hAnsi="Microsoft YaHei" w:eastAsia="Microsoft YaHei"/>
+                <w:b w:val="0"/>
                 <w:sz w:val="18"/>
               </w:rPr>
             </w:r>
@@ -776,6 +806,7 @@
             <w:r>
               <w:rPr>
                 <w:rFonts w:ascii="Microsoft YaHei" w:hAnsi="Microsoft YaHei" w:eastAsia="Microsoft YaHei"/>
+                <w:b w:val="0"/>
                 <w:sz w:val="18"/>
               </w:rPr>
             </w:r>
@@ -804,6 +835,7 @@
             <w:r>
               <w:rPr>
                 <w:rFonts w:ascii="Microsoft YaHei" w:hAnsi="Microsoft YaHei" w:eastAsia="Microsoft YaHei"/>
+                <w:b w:val="0"/>
                 <w:sz w:val="18"/>
               </w:rPr>
             </w:r>
@@ -832,6 +864,7 @@
             <w:r>
               <w:rPr>
                 <w:rFonts w:ascii="Microsoft YaHei" w:hAnsi="Microsoft YaHei" w:eastAsia="Microsoft YaHei"/>
+                <w:b w:val="0"/>
                 <w:sz w:val="18"/>
               </w:rPr>
             </w:r>
@@ -860,6 +893,7 @@
             <w:r>
               <w:rPr>
                 <w:rFonts w:ascii="Microsoft YaHei" w:hAnsi="Microsoft YaHei" w:eastAsia="Microsoft YaHei"/>
+                <w:b w:val="0"/>
                 <w:sz w:val="18"/>
               </w:rPr>
             </w:r>
@@ -889,6 +923,7 @@
             <w:r>
               <w:rPr>
                 <w:rFonts w:ascii="Microsoft YaHei" w:hAnsi="Microsoft YaHei" w:eastAsia="Microsoft YaHei"/>
+                <w:b w:val="0"/>
                 <w:sz w:val="18"/>
               </w:rPr>
             </w:r>
@@ -915,6 +950,7 @@
             <w:r>
               <w:rPr>
                 <w:rFonts w:ascii="Microsoft YaHei" w:hAnsi="Microsoft YaHei" w:eastAsia="Microsoft YaHei"/>
+                <w:b w:val="0"/>
                 <w:sz w:val="18"/>
               </w:rPr>
             </w:r>
@@ -941,6 +977,7 @@
             <w:r>
               <w:rPr>
                 <w:rFonts w:ascii="Microsoft YaHei" w:hAnsi="Microsoft YaHei" w:eastAsia="Microsoft YaHei"/>
+                <w:b w:val="0"/>
                 <w:sz w:val="18"/>
               </w:rPr>
             </w:r>
@@ -967,6 +1004,7 @@
             <w:r>
               <w:rPr>
                 <w:rFonts w:ascii="Microsoft YaHei" w:hAnsi="Microsoft YaHei" w:eastAsia="Microsoft YaHei"/>
+                <w:b w:val="0"/>
                 <w:sz w:val="18"/>
               </w:rPr>
             </w:r>
@@ -993,6 +1031,7 @@
             <w:r>
               <w:rPr>
                 <w:rFonts w:ascii="Microsoft YaHei" w:hAnsi="Microsoft YaHei" w:eastAsia="Microsoft YaHei"/>
+                <w:b w:val="0"/>
                 <w:sz w:val="18"/>
               </w:rPr>
             </w:r>
@@ -1021,6 +1060,7 @@
             <w:r>
               <w:rPr>
                 <w:rFonts w:ascii="Microsoft YaHei" w:hAnsi="Microsoft YaHei" w:eastAsia="Microsoft YaHei"/>
+                <w:b w:val="0"/>
                 <w:sz w:val="18"/>
               </w:rPr>
             </w:r>
@@ -1047,6 +1087,7 @@
             <w:r>
               <w:rPr>
                 <w:rFonts w:ascii="Microsoft YaHei" w:hAnsi="Microsoft YaHei" w:eastAsia="Microsoft YaHei"/>
+                <w:b w:val="0"/>
                 <w:sz w:val="18"/>
               </w:rPr>
             </w:r>
@@ -1073,6 +1114,7 @@
             <w:r>
               <w:rPr>
                 <w:rFonts w:ascii="Microsoft YaHei" w:hAnsi="Microsoft YaHei" w:eastAsia="Microsoft YaHei"/>
+                <w:b w:val="0"/>
                 <w:sz w:val="18"/>
               </w:rPr>
             </w:r>
@@ -1099,6 +1141,7 @@
             <w:r>
               <w:rPr>
                 <w:rFonts w:ascii="Microsoft YaHei" w:hAnsi="Microsoft YaHei" w:eastAsia="Microsoft YaHei"/>
+                <w:b w:val="0"/>
                 <w:sz w:val="18"/>
               </w:rPr>
             </w:r>
@@ -1125,6 +1168,7 @@
             <w:r>
               <w:rPr>
                 <w:rFonts w:ascii="Microsoft YaHei" w:hAnsi="Microsoft YaHei" w:eastAsia="Microsoft YaHei"/>
+                <w:b w:val="0"/>
                 <w:sz w:val="18"/>
               </w:rPr>
             </w:r>
@@ -1153,6 +1197,7 @@
             <w:r>
               <w:rPr>
                 <w:rFonts w:ascii="Microsoft YaHei" w:hAnsi="Microsoft YaHei" w:eastAsia="Microsoft YaHei"/>
+                <w:b w:val="0"/>
                 <w:sz w:val="18"/>
               </w:rPr>
             </w:r>
@@ -1179,6 +1224,7 @@
             <w:r>
               <w:rPr>
                 <w:rFonts w:ascii="Microsoft YaHei" w:hAnsi="Microsoft YaHei" w:eastAsia="Microsoft YaHei"/>
+                <w:b w:val="0"/>
                 <w:sz w:val="18"/>
               </w:rPr>
             </w:r>
@@ -1205,6 +1251,7 @@
             <w:r>
               <w:rPr>
                 <w:rFonts w:ascii="Microsoft YaHei" w:hAnsi="Microsoft YaHei" w:eastAsia="Microsoft YaHei"/>
+                <w:b w:val="0"/>
                 <w:sz w:val="18"/>
               </w:rPr>
             </w:r>
@@ -1231,6 +1278,7 @@
             <w:r>
               <w:rPr>
                 <w:rFonts w:ascii="Microsoft YaHei" w:hAnsi="Microsoft YaHei" w:eastAsia="Microsoft YaHei"/>
+                <w:b w:val="0"/>
                 <w:sz w:val="18"/>
               </w:rPr>
             </w:r>
@@ -1257,6 +1305,7 @@
             <w:r>
               <w:rPr>
                 <w:rFonts w:ascii="Microsoft YaHei" w:hAnsi="Microsoft YaHei" w:eastAsia="Microsoft YaHei"/>
+                <w:b w:val="0"/>
                 <w:sz w:val="18"/>
               </w:rPr>
             </w:r>
@@ -1285,6 +1334,7 @@
             <w:r>
               <w:rPr>
                 <w:rFonts w:ascii="Microsoft YaHei" w:hAnsi="Microsoft YaHei" w:eastAsia="Microsoft YaHei"/>
+                <w:b w:val="0"/>
                 <w:sz w:val="18"/>
               </w:rPr>
             </w:r>
@@ -1311,6 +1361,7 @@
             <w:r>
               <w:rPr>
                 <w:rFonts w:ascii="Microsoft YaHei" w:hAnsi="Microsoft YaHei" w:eastAsia="Microsoft YaHei"/>
+                <w:b w:val="0"/>
                 <w:sz w:val="18"/>
               </w:rPr>
             </w:r>
@@ -1337,6 +1388,7 @@
             <w:r>
               <w:rPr>
                 <w:rFonts w:ascii="Microsoft YaHei" w:hAnsi="Microsoft YaHei" w:eastAsia="Microsoft YaHei"/>
+                <w:b w:val="0"/>
                 <w:sz w:val="18"/>
               </w:rPr>
             </w:r>
@@ -1363,6 +1415,7 @@
             <w:r>
               <w:rPr>
                 <w:rFonts w:ascii="Microsoft YaHei" w:hAnsi="Microsoft YaHei" w:eastAsia="Microsoft YaHei"/>
+                <w:b w:val="0"/>
                 <w:sz w:val="18"/>
               </w:rPr>
             </w:r>
@@ -1389,6 +1442,7 @@
             <w:r>
               <w:rPr>
                 <w:rFonts w:ascii="Microsoft YaHei" w:hAnsi="Microsoft YaHei" w:eastAsia="Microsoft YaHei"/>
+                <w:b w:val="0"/>
                 <w:sz w:val="18"/>
               </w:rPr>
             </w:r>
@@ -1417,6 +1471,7 @@
             <w:r>
               <w:rPr>
                 <w:rFonts w:ascii="Microsoft YaHei" w:hAnsi="Microsoft YaHei" w:eastAsia="Microsoft YaHei"/>
+                <w:b w:val="0"/>
                 <w:sz w:val="18"/>
               </w:rPr>
             </w:r>
@@ -1443,6 +1498,7 @@
             <w:r>
               <w:rPr>
                 <w:rFonts w:ascii="Microsoft YaHei" w:hAnsi="Microsoft YaHei" w:eastAsia="Microsoft YaHei"/>
+                <w:b w:val="0"/>
                 <w:sz w:val="18"/>
               </w:rPr>
             </w:r>
@@ -1469,6 +1525,7 @@
             <w:r>
               <w:rPr>
                 <w:rFonts w:ascii="Microsoft YaHei" w:hAnsi="Microsoft YaHei" w:eastAsia="Microsoft YaHei"/>
+                <w:b w:val="0"/>
                 <w:sz w:val="18"/>
               </w:rPr>
             </w:r>
@@ -1495,6 +1552,7 @@
             <w:r>
               <w:rPr>
                 <w:rFonts w:ascii="Microsoft YaHei" w:hAnsi="Microsoft YaHei" w:eastAsia="Microsoft YaHei"/>
+                <w:b w:val="0"/>
                 <w:sz w:val="18"/>
               </w:rPr>
             </w:r>
@@ -1521,6 +1579,7 @@
             <w:r>
               <w:rPr>
                 <w:rFonts w:ascii="Microsoft YaHei" w:hAnsi="Microsoft YaHei" w:eastAsia="Microsoft YaHei"/>
+                <w:b w:val="0"/>
                 <w:sz w:val="18"/>
               </w:rPr>
             </w:r>
@@ -1549,6 +1608,7 @@
             <w:r>
               <w:rPr>
                 <w:rFonts w:ascii="Microsoft YaHei" w:hAnsi="Microsoft YaHei" w:eastAsia="Microsoft YaHei"/>
+                <w:b w:val="0"/>
                 <w:sz w:val="18"/>
               </w:rPr>
             </w:r>
@@ -1575,6 +1635,7 @@
             <w:r>
               <w:rPr>
                 <w:rFonts w:ascii="Microsoft YaHei" w:hAnsi="Microsoft YaHei" w:eastAsia="Microsoft YaHei"/>
+                <w:b w:val="0"/>
                 <w:sz w:val="18"/>
               </w:rPr>
             </w:r>
@@ -1601,6 +1662,7 @@
             <w:r>
               <w:rPr>
                 <w:rFonts w:ascii="Microsoft YaHei" w:hAnsi="Microsoft YaHei" w:eastAsia="Microsoft YaHei"/>
+                <w:b w:val="0"/>
                 <w:sz w:val="18"/>
               </w:rPr>
             </w:r>
@@ -1627,6 +1689,7 @@
             <w:r>
               <w:rPr>
                 <w:rFonts w:ascii="Microsoft YaHei" w:hAnsi="Microsoft YaHei" w:eastAsia="Microsoft YaHei"/>
+                <w:b w:val="0"/>
                 <w:sz w:val="18"/>
               </w:rPr>
             </w:r>
@@ -1653,6 +1716,7 @@
             <w:r>
               <w:rPr>
                 <w:rFonts w:ascii="Microsoft YaHei" w:hAnsi="Microsoft YaHei" w:eastAsia="Microsoft YaHei"/>
+                <w:b w:val="0"/>
                 <w:sz w:val="18"/>
               </w:rPr>
             </w:r>
@@ -1681,6 +1745,7 @@
             <w:r>
               <w:rPr>
                 <w:rFonts w:ascii="Microsoft YaHei" w:hAnsi="Microsoft YaHei" w:eastAsia="Microsoft YaHei"/>
+                <w:b w:val="0"/>
                 <w:sz w:val="18"/>
               </w:rPr>
             </w:r>
@@ -1707,6 +1772,7 @@
             <w:r>
               <w:rPr>
                 <w:rFonts w:ascii="Microsoft YaHei" w:hAnsi="Microsoft YaHei" w:eastAsia="Microsoft YaHei"/>
+                <w:b w:val="0"/>
                 <w:sz w:val="18"/>
               </w:rPr>
             </w:r>
@@ -1733,6 +1799,7 @@
             <w:r>
               <w:rPr>
                 <w:rFonts w:ascii="Microsoft YaHei" w:hAnsi="Microsoft YaHei" w:eastAsia="Microsoft YaHei"/>
+                <w:b w:val="0"/>
                 <w:sz w:val="18"/>
               </w:rPr>
             </w:r>
@@ -1759,6 +1826,7 @@
             <w:r>
               <w:rPr>
                 <w:rFonts w:ascii="Microsoft YaHei" w:hAnsi="Microsoft YaHei" w:eastAsia="Microsoft YaHei"/>
+                <w:b w:val="0"/>
                 <w:sz w:val="18"/>
               </w:rPr>
             </w:r>
@@ -1785,6 +1853,7 @@
             <w:r>
               <w:rPr>
                 <w:rFonts w:ascii="Microsoft YaHei" w:hAnsi="Microsoft YaHei" w:eastAsia="Microsoft YaHei"/>
+                <w:b w:val="0"/>
                 <w:sz w:val="18"/>
               </w:rPr>
             </w:r>
@@ -1813,6 +1882,7 @@
             <w:r>
               <w:rPr>
                 <w:rFonts w:ascii="Microsoft YaHei" w:hAnsi="Microsoft YaHei" w:eastAsia="Microsoft YaHei"/>
+                <w:b w:val="0"/>
                 <w:sz w:val="18"/>
               </w:rPr>
             </w:r>
@@ -1839,6 +1909,7 @@
             <w:r>
               <w:rPr>
                 <w:rFonts w:ascii="Microsoft YaHei" w:hAnsi="Microsoft YaHei" w:eastAsia="Microsoft YaHei"/>
+                <w:b w:val="0"/>
                 <w:sz w:val="18"/>
               </w:rPr>
             </w:r>
@@ -1865,6 +1936,7 @@
             <w:r>
               <w:rPr>
                 <w:rFonts w:ascii="Microsoft YaHei" w:hAnsi="Microsoft YaHei" w:eastAsia="Microsoft YaHei"/>
+                <w:b w:val="0"/>
                 <w:sz w:val="18"/>
               </w:rPr>
             </w:r>
@@ -1891,6 +1963,7 @@
             <w:r>
               <w:rPr>
                 <w:rFonts w:ascii="Microsoft YaHei" w:hAnsi="Microsoft YaHei" w:eastAsia="Microsoft YaHei"/>
+                <w:b w:val="0"/>
                 <w:sz w:val="18"/>
               </w:rPr>
             </w:r>
@@ -1917,6 +1990,7 @@
             <w:r>
               <w:rPr>
                 <w:rFonts w:ascii="Microsoft YaHei" w:hAnsi="Microsoft YaHei" w:eastAsia="Microsoft YaHei"/>
+                <w:b w:val="0"/>
                 <w:sz w:val="18"/>
               </w:rPr>
             </w:r>
@@ -1945,6 +2019,7 @@
             <w:r>
               <w:rPr>
                 <w:rFonts w:ascii="Microsoft YaHei" w:hAnsi="Microsoft YaHei" w:eastAsia="Microsoft YaHei"/>
+                <w:b w:val="0"/>
                 <w:sz w:val="18"/>
               </w:rPr>
             </w:r>
@@ -1971,6 +2046,7 @@
             <w:r>
               <w:rPr>
                 <w:rFonts w:ascii="Microsoft YaHei" w:hAnsi="Microsoft YaHei" w:eastAsia="Microsoft YaHei"/>
+                <w:b w:val="0"/>
                 <w:sz w:val="18"/>
               </w:rPr>
             </w:r>
@@ -1997,6 +2073,7 @@
             <w:r>
               <w:rPr>
                 <w:rFonts w:ascii="Microsoft YaHei" w:hAnsi="Microsoft YaHei" w:eastAsia="Microsoft YaHei"/>
+                <w:b w:val="0"/>
                 <w:sz w:val="18"/>
               </w:rPr>
             </w:r>
@@ -2023,6 +2100,7 @@
             <w:r>
               <w:rPr>
                 <w:rFonts w:ascii="Microsoft YaHei" w:hAnsi="Microsoft YaHei" w:eastAsia="Microsoft YaHei"/>
+                <w:b w:val="0"/>
                 <w:sz w:val="18"/>
               </w:rPr>
             </w:r>
@@ -2049,6 +2127,7 @@
             <w:r>
               <w:rPr>
                 <w:rFonts w:ascii="Microsoft YaHei" w:hAnsi="Microsoft YaHei" w:eastAsia="Microsoft YaHei"/>
+                <w:b w:val="0"/>
                 <w:sz w:val="18"/>
               </w:rPr>
             </w:r>
@@ -2077,6 +2156,7 @@
             <w:r>
               <w:rPr>
                 <w:rFonts w:ascii="Microsoft YaHei" w:hAnsi="Microsoft YaHei" w:eastAsia="Microsoft YaHei"/>
+                <w:b w:val="0"/>
                 <w:sz w:val="18"/>
               </w:rPr>
             </w:r>
@@ -2103,6 +2183,7 @@
             <w:r>
               <w:rPr>
                 <w:rFonts w:ascii="Microsoft YaHei" w:hAnsi="Microsoft YaHei" w:eastAsia="Microsoft YaHei"/>
+                <w:b w:val="0"/>
                 <w:sz w:val="18"/>
               </w:rPr>
             </w:r>
@@ -2129,6 +2210,7 @@
             <w:r>
               <w:rPr>
                 <w:rFonts w:ascii="Microsoft YaHei" w:hAnsi="Microsoft YaHei" w:eastAsia="Microsoft YaHei"/>
+                <w:b w:val="0"/>
                 <w:sz w:val="18"/>
               </w:rPr>
             </w:r>
@@ -2155,6 +2237,7 @@
             <w:r>
               <w:rPr>
                 <w:rFonts w:ascii="Microsoft YaHei" w:hAnsi="Microsoft YaHei" w:eastAsia="Microsoft YaHei"/>
+                <w:b w:val="0"/>
                 <w:sz w:val="18"/>
               </w:rPr>
             </w:r>
@@ -2181,6 +2264,7 @@
             <w:r>
               <w:rPr>
                 <w:rFonts w:ascii="Microsoft YaHei" w:hAnsi="Microsoft YaHei" w:eastAsia="Microsoft YaHei"/>
+                <w:b w:val="0"/>
                 <w:sz w:val="18"/>
               </w:rPr>
             </w:r>
@@ -2209,6 +2293,7 @@
             <w:r>
               <w:rPr>
                 <w:rFonts w:ascii="Microsoft YaHei" w:hAnsi="Microsoft YaHei" w:eastAsia="Microsoft YaHei"/>
+                <w:b w:val="0"/>
                 <w:sz w:val="18"/>
               </w:rPr>
             </w:r>
@@ -2235,6 +2320,7 @@
             <w:r>
               <w:rPr>
                 <w:rFonts w:ascii="Microsoft YaHei" w:hAnsi="Microsoft YaHei" w:eastAsia="Microsoft YaHei"/>
+                <w:b w:val="0"/>
                 <w:sz w:val="18"/>
               </w:rPr>
             </w:r>
@@ -2261,6 +2347,7 @@
             <w:r>
               <w:rPr>
                 <w:rFonts w:ascii="Microsoft YaHei" w:hAnsi="Microsoft YaHei" w:eastAsia="Microsoft YaHei"/>
+                <w:b w:val="0"/>
                 <w:sz w:val="18"/>
               </w:rPr>
             </w:r>
@@ -2287,6 +2374,7 @@
             <w:r>
               <w:rPr>
                 <w:rFonts w:ascii="Microsoft YaHei" w:hAnsi="Microsoft YaHei" w:eastAsia="Microsoft YaHei"/>
+                <w:b w:val="0"/>
                 <w:sz w:val="18"/>
               </w:rPr>
             </w:r>
@@ -2313,6 +2401,7 @@
             <w:r>
               <w:rPr>
                 <w:rFonts w:ascii="Microsoft YaHei" w:hAnsi="Microsoft YaHei" w:eastAsia="Microsoft YaHei"/>
+                <w:b w:val="0"/>
                 <w:sz w:val="18"/>
               </w:rPr>
             </w:r>
@@ -2341,6 +2430,7 @@
             <w:r>
               <w:rPr>
                 <w:rFonts w:ascii="Microsoft YaHei" w:hAnsi="Microsoft YaHei" w:eastAsia="Microsoft YaHei"/>
+                <w:b w:val="0"/>
                 <w:sz w:val="18"/>
               </w:rPr>
             </w:r>
@@ -2367,6 +2457,7 @@
             <w:r>
               <w:rPr>
                 <w:rFonts w:ascii="Microsoft YaHei" w:hAnsi="Microsoft YaHei" w:eastAsia="Microsoft YaHei"/>
+                <w:b w:val="0"/>
                 <w:sz w:val="18"/>
               </w:rPr>
             </w:r>
@@ -2393,6 +2484,7 @@
             <w:r>
               <w:rPr>
                 <w:rFonts w:ascii="Microsoft YaHei" w:hAnsi="Microsoft YaHei" w:eastAsia="Microsoft YaHei"/>
+                <w:b w:val="0"/>
                 <w:sz w:val="18"/>
               </w:rPr>
             </w:r>
@@ -2419,6 +2511,7 @@
             <w:r>
               <w:rPr>
                 <w:rFonts w:ascii="Microsoft YaHei" w:hAnsi="Microsoft YaHei" w:eastAsia="Microsoft YaHei"/>
+                <w:b w:val="0"/>
                 <w:sz w:val="18"/>
               </w:rPr>
             </w:r>
@@ -2445,6 +2538,7 @@
             <w:r>
               <w:rPr>
                 <w:rFonts w:ascii="Microsoft YaHei" w:hAnsi="Microsoft YaHei" w:eastAsia="Microsoft YaHei"/>
+                <w:b w:val="0"/>
                 <w:sz w:val="18"/>
               </w:rPr>
             </w:r>
@@ -2473,6 +2567,7 @@
             <w:r>
               <w:rPr>
                 <w:rFonts w:ascii="Microsoft YaHei" w:hAnsi="Microsoft YaHei" w:eastAsia="Microsoft YaHei"/>
+                <w:b w:val="0"/>
                 <w:sz w:val="18"/>
               </w:rPr>
             </w:r>
@@ -2499,6 +2594,7 @@
             <w:r>
               <w:rPr>
                 <w:rFonts w:ascii="Microsoft YaHei" w:hAnsi="Microsoft YaHei" w:eastAsia="Microsoft YaHei"/>
+                <w:b w:val="0"/>
                 <w:sz w:val="18"/>
               </w:rPr>
             </w:r>
@@ -2525,6 +2621,7 @@
             <w:r>
               <w:rPr>
                 <w:rFonts w:ascii="Microsoft YaHei" w:hAnsi="Microsoft YaHei" w:eastAsia="Microsoft YaHei"/>
+                <w:b w:val="0"/>
                 <w:sz w:val="18"/>
               </w:rPr>
             </w:r>
@@ -2551,6 +2648,7 @@
             <w:r>
               <w:rPr>
                 <w:rFonts w:ascii="Microsoft YaHei" w:hAnsi="Microsoft YaHei" w:eastAsia="Microsoft YaHei"/>
+                <w:b w:val="0"/>
                 <w:sz w:val="18"/>
               </w:rPr>
             </w:r>
@@ -2577,6 +2675,7 @@
             <w:r>
               <w:rPr>
                 <w:rFonts w:ascii="Microsoft YaHei" w:hAnsi="Microsoft YaHei" w:eastAsia="Microsoft YaHei"/>
+                <w:b w:val="0"/>
                 <w:sz w:val="18"/>
               </w:rPr>
             </w:r>
@@ -2605,6 +2704,7 @@
             <w:r>
               <w:rPr>
                 <w:rFonts w:ascii="Microsoft YaHei" w:hAnsi="Microsoft YaHei" w:eastAsia="Microsoft YaHei"/>
+                <w:b w:val="0"/>
                 <w:sz w:val="18"/>
               </w:rPr>
             </w:r>
@@ -2631,6 +2731,7 @@
             <w:r>
               <w:rPr>
                 <w:rFonts w:ascii="Microsoft YaHei" w:hAnsi="Microsoft YaHei" w:eastAsia="Microsoft YaHei"/>
+                <w:b w:val="0"/>
                 <w:sz w:val="18"/>
               </w:rPr>
             </w:r>
@@ -2657,6 +2758,7 @@
             <w:r>
               <w:rPr>
                 <w:rFonts w:ascii="Microsoft YaHei" w:hAnsi="Microsoft YaHei" w:eastAsia="Microsoft YaHei"/>
+                <w:b w:val="0"/>
                 <w:sz w:val="18"/>
               </w:rPr>
             </w:r>
@@ -2683,6 +2785,7 @@
             <w:r>
               <w:rPr>
                 <w:rFonts w:ascii="Microsoft YaHei" w:hAnsi="Microsoft YaHei" w:eastAsia="Microsoft YaHei"/>
+                <w:b w:val="0"/>
                 <w:sz w:val="18"/>
               </w:rPr>
             </w:r>
@@ -2709,6 +2812,7 @@
             <w:r>
               <w:rPr>
                 <w:rFonts w:ascii="Microsoft YaHei" w:hAnsi="Microsoft YaHei" w:eastAsia="Microsoft YaHei"/>
+                <w:b w:val="0"/>
                 <w:sz w:val="18"/>
               </w:rPr>
             </w:r>
@@ -2737,6 +2841,7 @@
             <w:r>
               <w:rPr>
                 <w:rFonts w:ascii="Microsoft YaHei" w:hAnsi="Microsoft YaHei" w:eastAsia="Microsoft YaHei"/>
+                <w:b w:val="0"/>
                 <w:sz w:val="18"/>
               </w:rPr>
             </w:r>
@@ -2763,6 +2868,7 @@
             <w:r>
               <w:rPr>
                 <w:rFonts w:ascii="Microsoft YaHei" w:hAnsi="Microsoft YaHei" w:eastAsia="Microsoft YaHei"/>
+                <w:b w:val="0"/>
                 <w:sz w:val="18"/>
               </w:rPr>
             </w:r>
@@ -2789,6 +2895,7 @@
             <w:r>
               <w:rPr>
                 <w:rFonts w:ascii="Microsoft YaHei" w:hAnsi="Microsoft YaHei" w:eastAsia="Microsoft YaHei"/>
+                <w:b w:val="0"/>
                 <w:sz w:val="18"/>
               </w:rPr>
             </w:r>
@@ -2815,6 +2922,7 @@
             <w:r>
               <w:rPr>
                 <w:rFonts w:ascii="Microsoft YaHei" w:hAnsi="Microsoft YaHei" w:eastAsia="Microsoft YaHei"/>
+                <w:b w:val="0"/>
                 <w:sz w:val="18"/>
               </w:rPr>
             </w:r>
@@ -2841,6 +2949,7 @@
             <w:r>
               <w:rPr>
                 <w:rFonts w:ascii="Microsoft YaHei" w:hAnsi="Microsoft YaHei" w:eastAsia="Microsoft YaHei"/>
+                <w:b w:val="0"/>
                 <w:sz w:val="18"/>
               </w:rPr>
             </w:r>
@@ -2869,6 +2978,7 @@
             <w:r>
               <w:rPr>
                 <w:rFonts w:ascii="Microsoft YaHei" w:hAnsi="Microsoft YaHei" w:eastAsia="Microsoft YaHei"/>
+                <w:b w:val="0"/>
                 <w:sz w:val="18"/>
               </w:rPr>
             </w:r>
@@ -2895,6 +3005,7 @@
             <w:r>
               <w:rPr>
                 <w:rFonts w:ascii="Microsoft YaHei" w:hAnsi="Microsoft YaHei" w:eastAsia="Microsoft YaHei"/>
+                <w:b w:val="0"/>
                 <w:sz w:val="18"/>
               </w:rPr>
             </w:r>
@@ -2921,6 +3032,7 @@
             <w:r>
               <w:rPr>
                 <w:rFonts w:ascii="Microsoft YaHei" w:hAnsi="Microsoft YaHei" w:eastAsia="Microsoft YaHei"/>
+                <w:b w:val="0"/>
                 <w:sz w:val="18"/>
               </w:rPr>
             </w:r>
@@ -2947,6 +3059,7 @@
             <w:r>
               <w:rPr>
                 <w:rFonts w:ascii="Microsoft YaHei" w:hAnsi="Microsoft YaHei" w:eastAsia="Microsoft YaHei"/>
+                <w:b w:val="0"/>
                 <w:sz w:val="18"/>
               </w:rPr>
             </w:r>
@@ -2973,6 +3086,7 @@
             <w:r>
               <w:rPr>
                 <w:rFonts w:ascii="Microsoft YaHei" w:hAnsi="Microsoft YaHei" w:eastAsia="Microsoft YaHei"/>
+                <w:b w:val="0"/>
                 <w:sz w:val="18"/>
               </w:rPr>
             </w:r>
@@ -3001,6 +3115,7 @@
             <w:r>
               <w:rPr>
                 <w:rFonts w:ascii="Microsoft YaHei" w:hAnsi="Microsoft YaHei" w:eastAsia="Microsoft YaHei"/>
+                <w:b w:val="0"/>
                 <w:sz w:val="18"/>
               </w:rPr>
             </w:r>
@@ -3027,6 +3142,7 @@
             <w:r>
               <w:rPr>
                 <w:rFonts w:ascii="Microsoft YaHei" w:hAnsi="Microsoft YaHei" w:eastAsia="Microsoft YaHei"/>
+                <w:b w:val="0"/>
                 <w:sz w:val="18"/>
               </w:rPr>
             </w:r>
@@ -3053,6 +3169,7 @@
             <w:r>
               <w:rPr>
                 <w:rFonts w:ascii="Microsoft YaHei" w:hAnsi="Microsoft YaHei" w:eastAsia="Microsoft YaHei"/>
+                <w:b w:val="0"/>
                 <w:sz w:val="18"/>
               </w:rPr>
             </w:r>
@@ -3079,6 +3196,7 @@
             <w:r>
               <w:rPr>
                 <w:rFonts w:ascii="Microsoft YaHei" w:hAnsi="Microsoft YaHei" w:eastAsia="Microsoft YaHei"/>
+                <w:b w:val="0"/>
                 <w:sz w:val="18"/>
               </w:rPr>
             </w:r>
@@ -3105,6 +3223,7 @@
             <w:r>
               <w:rPr>
                 <w:rFonts w:ascii="Microsoft YaHei" w:hAnsi="Microsoft YaHei" w:eastAsia="Microsoft YaHei"/>
+                <w:b w:val="0"/>
                 <w:sz w:val="18"/>
               </w:rPr>
             </w:r>
@@ -3133,6 +3252,7 @@
             <w:r>
               <w:rPr>
                 <w:rFonts w:ascii="Microsoft YaHei" w:hAnsi="Microsoft YaHei" w:eastAsia="Microsoft YaHei"/>
+                <w:b w:val="0"/>
                 <w:sz w:val="18"/>
               </w:rPr>
             </w:r>
@@ -3159,6 +3279,7 @@
             <w:r>
               <w:rPr>
                 <w:rFonts w:ascii="Microsoft YaHei" w:hAnsi="Microsoft YaHei" w:eastAsia="Microsoft YaHei"/>
+                <w:b w:val="0"/>
                 <w:sz w:val="18"/>
               </w:rPr>
             </w:r>
@@ -3185,6 +3306,7 @@
             <w:r>
               <w:rPr>
                 <w:rFonts w:ascii="Microsoft YaHei" w:hAnsi="Microsoft YaHei" w:eastAsia="Microsoft YaHei"/>
+                <w:b w:val="0"/>
                 <w:sz w:val="18"/>
               </w:rPr>
             </w:r>
@@ -3211,6 +3333,7 @@
             <w:r>
               <w:rPr>
                 <w:rFonts w:ascii="Microsoft YaHei" w:hAnsi="Microsoft YaHei" w:eastAsia="Microsoft YaHei"/>
+                <w:b w:val="0"/>
                 <w:sz w:val="18"/>
               </w:rPr>
             </w:r>
@@ -3237,6 +3360,7 @@
             <w:r>
               <w:rPr>
                 <w:rFonts w:ascii="Microsoft YaHei" w:hAnsi="Microsoft YaHei" w:eastAsia="Microsoft YaHei"/>
+                <w:b w:val="0"/>
                 <w:sz w:val="18"/>
               </w:rPr>
             </w:r>
@@ -3265,6 +3389,7 @@
             <w:r>
               <w:rPr>
                 <w:rFonts w:ascii="Microsoft YaHei" w:hAnsi="Microsoft YaHei" w:eastAsia="Microsoft YaHei"/>
+                <w:b w:val="0"/>
                 <w:sz w:val="18"/>
               </w:rPr>
             </w:r>
@@ -3291,6 +3416,7 @@
             <w:r>
               <w:rPr>
                 <w:rFonts w:ascii="Microsoft YaHei" w:hAnsi="Microsoft YaHei" w:eastAsia="Microsoft YaHei"/>
+                <w:b w:val="0"/>
                 <w:sz w:val="18"/>
               </w:rPr>
             </w:r>
@@ -3317,6 +3443,7 @@
             <w:r>
               <w:rPr>
                 <w:rFonts w:ascii="Microsoft YaHei" w:hAnsi="Microsoft YaHei" w:eastAsia="Microsoft YaHei"/>
+                <w:b w:val="0"/>
                 <w:sz w:val="18"/>
               </w:rPr>
             </w:r>
@@ -3343,6 +3470,7 @@
             <w:r>
               <w:rPr>
                 <w:rFonts w:ascii="Microsoft YaHei" w:hAnsi="Microsoft YaHei" w:eastAsia="Microsoft YaHei"/>
+                <w:b w:val="0"/>
                 <w:sz w:val="18"/>
               </w:rPr>
             </w:r>
@@ -3369,6 +3497,7 @@
             <w:r>
               <w:rPr>
                 <w:rFonts w:ascii="Microsoft YaHei" w:hAnsi="Microsoft YaHei" w:eastAsia="Microsoft YaHei"/>
+                <w:b w:val="0"/>
                 <w:sz w:val="18"/>
               </w:rPr>
             </w:r>
@@ -3397,6 +3526,7 @@
             <w:r>
               <w:rPr>
                 <w:rFonts w:ascii="Microsoft YaHei" w:hAnsi="Microsoft YaHei" w:eastAsia="Microsoft YaHei"/>
+                <w:b w:val="0"/>
                 <w:sz w:val="18"/>
               </w:rPr>
             </w:r>
@@ -3423,6 +3553,7 @@
             <w:r>
               <w:rPr>
                 <w:rFonts w:ascii="Microsoft YaHei" w:hAnsi="Microsoft YaHei" w:eastAsia="Microsoft YaHei"/>
+                <w:b w:val="0"/>
                 <w:sz w:val="18"/>
               </w:rPr>
             </w:r>
@@ -3449,6 +3580,7 @@
             <w:r>
               <w:rPr>
                 <w:rFonts w:ascii="Microsoft YaHei" w:hAnsi="Microsoft YaHei" w:eastAsia="Microsoft YaHei"/>
+                <w:b w:val="0"/>
                 <w:sz w:val="18"/>
               </w:rPr>
             </w:r>
@@ -3475,6 +3607,7 @@
             <w:r>
               <w:rPr>
                 <w:rFonts w:ascii="Microsoft YaHei" w:hAnsi="Microsoft YaHei" w:eastAsia="Microsoft YaHei"/>
+                <w:b w:val="0"/>
                 <w:sz w:val="18"/>
               </w:rPr>
             </w:r>
@@ -3501,6 +3634,7 @@
             <w:r>
               <w:rPr>
                 <w:rFonts w:ascii="Microsoft YaHei" w:hAnsi="Microsoft YaHei" w:eastAsia="Microsoft YaHei"/>
+                <w:b w:val="0"/>
                 <w:sz w:val="18"/>
               </w:rPr>
             </w:r>
@@ -3555,6 +3689,9 @@
         <w:gridCol w:w="1624"/>
       </w:tblGrid>
       <w:tr>
+        <w:trPr>
+          <w:tblHeader w:val="true"/>
+        </w:trPr>
         <w:tc>
           <w:tcPr>
             <w:tcW w:type="dxa" w:w="1624"/>
@@ -3569,6 +3706,7 @@
             <w:r>
               <w:rPr>
                 <w:rFonts w:ascii="Microsoft YaHei" w:hAnsi="Microsoft YaHei" w:eastAsia="Microsoft YaHei"/>
+                <w:b w:val="0"/>
                 <w:sz w:val="18"/>
               </w:rPr>
             </w:r>
@@ -3597,6 +3735,7 @@
             <w:r>
               <w:rPr>
                 <w:rFonts w:ascii="Microsoft YaHei" w:hAnsi="Microsoft YaHei" w:eastAsia="Microsoft YaHei"/>
+                <w:b w:val="0"/>
                 <w:sz w:val="18"/>
               </w:rPr>
             </w:r>
@@ -3625,6 +3764,7 @@
             <w:r>
               <w:rPr>
                 <w:rFonts w:ascii="Microsoft YaHei" w:hAnsi="Microsoft YaHei" w:eastAsia="Microsoft YaHei"/>
+                <w:b w:val="0"/>
                 <w:sz w:val="18"/>
               </w:rPr>
             </w:r>
@@ -3653,6 +3793,7 @@
             <w:r>
               <w:rPr>
                 <w:rFonts w:ascii="Microsoft YaHei" w:hAnsi="Microsoft YaHei" w:eastAsia="Microsoft YaHei"/>
+                <w:b w:val="0"/>
                 <w:sz w:val="18"/>
               </w:rPr>
             </w:r>
@@ -3681,6 +3822,7 @@
             <w:r>
               <w:rPr>
                 <w:rFonts w:ascii="Microsoft YaHei" w:hAnsi="Microsoft YaHei" w:eastAsia="Microsoft YaHei"/>
+                <w:b w:val="0"/>
                 <w:sz w:val="18"/>
               </w:rPr>
             </w:r>
@@ -3709,6 +3851,7 @@
             <w:r>
               <w:rPr>
                 <w:rFonts w:ascii="Microsoft YaHei" w:hAnsi="Microsoft YaHei" w:eastAsia="Microsoft YaHei"/>
+                <w:b w:val="0"/>
                 <w:sz w:val="18"/>
               </w:rPr>
             </w:r>
@@ -3738,6 +3881,7 @@
             <w:r>
               <w:rPr>
                 <w:rFonts w:ascii="Microsoft YaHei" w:hAnsi="Microsoft YaHei" w:eastAsia="Microsoft YaHei"/>
+                <w:b w:val="0"/>
                 <w:sz w:val="18"/>
               </w:rPr>
             </w:r>
@@ -3764,6 +3908,7 @@
             <w:r>
               <w:rPr>
                 <w:rFonts w:ascii="Microsoft YaHei" w:hAnsi="Microsoft YaHei" w:eastAsia="Microsoft YaHei"/>
+                <w:b w:val="0"/>
                 <w:sz w:val="18"/>
               </w:rPr>
             </w:r>
@@ -3790,6 +3935,7 @@
             <w:r>
               <w:rPr>
                 <w:rFonts w:ascii="Microsoft YaHei" w:hAnsi="Microsoft YaHei" w:eastAsia="Microsoft YaHei"/>
+                <w:b w:val="0"/>
                 <w:sz w:val="18"/>
               </w:rPr>
             </w:r>
@@ -3816,6 +3962,7 @@
             <w:r>
               <w:rPr>
                 <w:rFonts w:ascii="Microsoft YaHei" w:hAnsi="Microsoft YaHei" w:eastAsia="Microsoft YaHei"/>
+                <w:b w:val="0"/>
                 <w:sz w:val="18"/>
               </w:rPr>
             </w:r>
@@ -3842,6 +3989,7 @@
             <w:r>
               <w:rPr>
                 <w:rFonts w:ascii="Microsoft YaHei" w:hAnsi="Microsoft YaHei" w:eastAsia="Microsoft YaHei"/>
+                <w:b w:val="0"/>
                 <w:sz w:val="18"/>
               </w:rPr>
             </w:r>
@@ -3868,6 +4016,7 @@
             <w:r>
               <w:rPr>
                 <w:rFonts w:ascii="Microsoft YaHei" w:hAnsi="Microsoft YaHei" w:eastAsia="Microsoft YaHei"/>
+                <w:b w:val="0"/>
                 <w:sz w:val="18"/>
               </w:rPr>
             </w:r>
@@ -3896,6 +4045,7 @@
             <w:r>
               <w:rPr>
                 <w:rFonts w:ascii="Microsoft YaHei" w:hAnsi="Microsoft YaHei" w:eastAsia="Microsoft YaHei"/>
+                <w:b w:val="0"/>
                 <w:sz w:val="18"/>
               </w:rPr>
             </w:r>
@@ -3922,6 +4072,7 @@
             <w:r>
               <w:rPr>
                 <w:rFonts w:ascii="Microsoft YaHei" w:hAnsi="Microsoft YaHei" w:eastAsia="Microsoft YaHei"/>
+                <w:b w:val="0"/>
                 <w:sz w:val="18"/>
               </w:rPr>
             </w:r>
@@ -3948,6 +4099,7 @@
             <w:r>
               <w:rPr>
                 <w:rFonts w:ascii="Microsoft YaHei" w:hAnsi="Microsoft YaHei" w:eastAsia="Microsoft YaHei"/>
+                <w:b w:val="0"/>
                 <w:sz w:val="18"/>
               </w:rPr>
             </w:r>
@@ -3974,6 +4126,7 @@
             <w:r>
               <w:rPr>
                 <w:rFonts w:ascii="Microsoft YaHei" w:hAnsi="Microsoft YaHei" w:eastAsia="Microsoft YaHei"/>
+                <w:b w:val="0"/>
                 <w:sz w:val="18"/>
               </w:rPr>
             </w:r>
@@ -4000,6 +4153,7 @@
             <w:r>
               <w:rPr>
                 <w:rFonts w:ascii="Microsoft YaHei" w:hAnsi="Microsoft YaHei" w:eastAsia="Microsoft YaHei"/>
+                <w:b w:val="0"/>
                 <w:sz w:val="18"/>
               </w:rPr>
             </w:r>
@@ -4026,6 +4180,7 @@
             <w:r>
               <w:rPr>
                 <w:rFonts w:ascii="Microsoft YaHei" w:hAnsi="Microsoft YaHei" w:eastAsia="Microsoft YaHei"/>
+                <w:b w:val="0"/>
                 <w:sz w:val="18"/>
               </w:rPr>
             </w:r>
@@ -4054,6 +4209,7 @@
             <w:r>
               <w:rPr>
                 <w:rFonts w:ascii="Microsoft YaHei" w:hAnsi="Microsoft YaHei" w:eastAsia="Microsoft YaHei"/>
+                <w:b w:val="0"/>
                 <w:sz w:val="18"/>
               </w:rPr>
             </w:r>
@@ -4080,6 +4236,7 @@
             <w:r>
               <w:rPr>
                 <w:rFonts w:ascii="Microsoft YaHei" w:hAnsi="Microsoft YaHei" w:eastAsia="Microsoft YaHei"/>
+                <w:b w:val="0"/>
                 <w:sz w:val="18"/>
               </w:rPr>
             </w:r>
@@ -4106,6 +4263,7 @@
             <w:r>
               <w:rPr>
                 <w:rFonts w:ascii="Microsoft YaHei" w:hAnsi="Microsoft YaHei" w:eastAsia="Microsoft YaHei"/>
+                <w:b w:val="0"/>
                 <w:sz w:val="18"/>
               </w:rPr>
             </w:r>
@@ -4132,6 +4290,7 @@
             <w:r>
               <w:rPr>
                 <w:rFonts w:ascii="Microsoft YaHei" w:hAnsi="Microsoft YaHei" w:eastAsia="Microsoft YaHei"/>
+                <w:b w:val="0"/>
                 <w:sz w:val="18"/>
               </w:rPr>
             </w:r>
@@ -4158,6 +4317,7 @@
             <w:r>
               <w:rPr>
                 <w:rFonts w:ascii="Microsoft YaHei" w:hAnsi="Microsoft YaHei" w:eastAsia="Microsoft YaHei"/>
+                <w:b w:val="0"/>
                 <w:sz w:val="18"/>
               </w:rPr>
             </w:r>
@@ -4184,6 +4344,7 @@
             <w:r>
               <w:rPr>
                 <w:rFonts w:ascii="Microsoft YaHei" w:hAnsi="Microsoft YaHei" w:eastAsia="Microsoft YaHei"/>
+                <w:b w:val="0"/>
                 <w:sz w:val="18"/>
               </w:rPr>
             </w:r>
@@ -4212,6 +4373,7 @@
             <w:r>
               <w:rPr>
                 <w:rFonts w:ascii="Microsoft YaHei" w:hAnsi="Microsoft YaHei" w:eastAsia="Microsoft YaHei"/>
+                <w:b w:val="0"/>
                 <w:sz w:val="18"/>
               </w:rPr>
             </w:r>
@@ -4238,6 +4400,7 @@
             <w:r>
               <w:rPr>
                 <w:rFonts w:ascii="Microsoft YaHei" w:hAnsi="Microsoft YaHei" w:eastAsia="Microsoft YaHei"/>
+                <w:b w:val="0"/>
                 <w:sz w:val="18"/>
               </w:rPr>
             </w:r>
@@ -4264,6 +4427,7 @@
             <w:r>
               <w:rPr>
                 <w:rFonts w:ascii="Microsoft YaHei" w:hAnsi="Microsoft YaHei" w:eastAsia="Microsoft YaHei"/>
+                <w:b w:val="0"/>
                 <w:sz w:val="18"/>
               </w:rPr>
             </w:r>
@@ -4290,6 +4454,7 @@
             <w:r>
               <w:rPr>
                 <w:rFonts w:ascii="Microsoft YaHei" w:hAnsi="Microsoft YaHei" w:eastAsia="Microsoft YaHei"/>
+                <w:b w:val="0"/>
                 <w:sz w:val="18"/>
               </w:rPr>
             </w:r>
@@ -4316,6 +4481,7 @@
             <w:r>
               <w:rPr>
                 <w:rFonts w:ascii="Microsoft YaHei" w:hAnsi="Microsoft YaHei" w:eastAsia="Microsoft YaHei"/>
+                <w:b w:val="0"/>
                 <w:sz w:val="18"/>
               </w:rPr>
             </w:r>
@@ -4342,6 +4508,7 @@
             <w:r>
               <w:rPr>
                 <w:rFonts w:ascii="Microsoft YaHei" w:hAnsi="Microsoft YaHei" w:eastAsia="Microsoft YaHei"/>
+                <w:b w:val="0"/>
                 <w:sz w:val="18"/>
               </w:rPr>
             </w:r>
@@ -4370,6 +4537,7 @@
             <w:r>
               <w:rPr>
                 <w:rFonts w:ascii="Microsoft YaHei" w:hAnsi="Microsoft YaHei" w:eastAsia="Microsoft YaHei"/>
+                <w:b w:val="0"/>
                 <w:sz w:val="18"/>
               </w:rPr>
             </w:r>
@@ -4396,6 +4564,7 @@
             <w:r>
               <w:rPr>
                 <w:rFonts w:ascii="Microsoft YaHei" w:hAnsi="Microsoft YaHei" w:eastAsia="Microsoft YaHei"/>
+                <w:b w:val="0"/>
                 <w:sz w:val="18"/>
               </w:rPr>
             </w:r>
@@ -4422,6 +4591,7 @@
             <w:r>
               <w:rPr>
                 <w:rFonts w:ascii="Microsoft YaHei" w:hAnsi="Microsoft YaHei" w:eastAsia="Microsoft YaHei"/>
+                <w:b w:val="0"/>
                 <w:sz w:val="18"/>
               </w:rPr>
             </w:r>
@@ -4448,6 +4618,7 @@
             <w:r>
               <w:rPr>
                 <w:rFonts w:ascii="Microsoft YaHei" w:hAnsi="Microsoft YaHei" w:eastAsia="Microsoft YaHei"/>
+                <w:b w:val="0"/>
                 <w:sz w:val="18"/>
               </w:rPr>
             </w:r>
@@ -4474,6 +4645,7 @@
             <w:r>
               <w:rPr>
                 <w:rFonts w:ascii="Microsoft YaHei" w:hAnsi="Microsoft YaHei" w:eastAsia="Microsoft YaHei"/>
+                <w:b w:val="0"/>
                 <w:sz w:val="18"/>
               </w:rPr>
             </w:r>
@@ -4500,6 +4672,7 @@
             <w:r>
               <w:rPr>
                 <w:rFonts w:ascii="Microsoft YaHei" w:hAnsi="Microsoft YaHei" w:eastAsia="Microsoft YaHei"/>
+                <w:b w:val="0"/>
                 <w:sz w:val="18"/>
               </w:rPr>
             </w:r>
@@ -4528,6 +4701,7 @@
             <w:r>
               <w:rPr>
                 <w:rFonts w:ascii="Microsoft YaHei" w:hAnsi="Microsoft YaHei" w:eastAsia="Microsoft YaHei"/>
+                <w:b w:val="0"/>
                 <w:sz w:val="18"/>
               </w:rPr>
             </w:r>
@@ -4554,6 +4728,7 @@
             <w:r>
               <w:rPr>
                 <w:rFonts w:ascii="Microsoft YaHei" w:hAnsi="Microsoft YaHei" w:eastAsia="Microsoft YaHei"/>
+                <w:b w:val="0"/>
                 <w:sz w:val="18"/>
               </w:rPr>
             </w:r>
@@ -4580,6 +4755,7 @@
             <w:r>
               <w:rPr>
                 <w:rFonts w:ascii="Microsoft YaHei" w:hAnsi="Microsoft YaHei" w:eastAsia="Microsoft YaHei"/>
+                <w:b w:val="0"/>
                 <w:sz w:val="18"/>
               </w:rPr>
             </w:r>
@@ -4606,6 +4782,7 @@
             <w:r>
               <w:rPr>
                 <w:rFonts w:ascii="Microsoft YaHei" w:hAnsi="Microsoft YaHei" w:eastAsia="Microsoft YaHei"/>
+                <w:b w:val="0"/>
                 <w:sz w:val="18"/>
               </w:rPr>
             </w:r>
@@ -4632,6 +4809,7 @@
             <w:r>
               <w:rPr>
                 <w:rFonts w:ascii="Microsoft YaHei" w:hAnsi="Microsoft YaHei" w:eastAsia="Microsoft YaHei"/>
+                <w:b w:val="0"/>
                 <w:sz w:val="18"/>
               </w:rPr>
             </w:r>
@@ -4658,6 +4836,7 @@
             <w:r>
               <w:rPr>
                 <w:rFonts w:ascii="Microsoft YaHei" w:hAnsi="Microsoft YaHei" w:eastAsia="Microsoft YaHei"/>
+                <w:b w:val="0"/>
                 <w:sz w:val="18"/>
               </w:rPr>
             </w:r>
@@ -4686,6 +4865,7 @@
             <w:r>
               <w:rPr>
                 <w:rFonts w:ascii="Microsoft YaHei" w:hAnsi="Microsoft YaHei" w:eastAsia="Microsoft YaHei"/>
+                <w:b w:val="0"/>
                 <w:sz w:val="18"/>
               </w:rPr>
             </w:r>
@@ -4712,6 +4892,7 @@
             <w:r>
               <w:rPr>
                 <w:rFonts w:ascii="Microsoft YaHei" w:hAnsi="Microsoft YaHei" w:eastAsia="Microsoft YaHei"/>
+                <w:b w:val="0"/>
                 <w:sz w:val="18"/>
               </w:rPr>
             </w:r>
@@ -4738,6 +4919,7 @@
             <w:r>
               <w:rPr>
                 <w:rFonts w:ascii="Microsoft YaHei" w:hAnsi="Microsoft YaHei" w:eastAsia="Microsoft YaHei"/>
+                <w:b w:val="0"/>
                 <w:sz w:val="18"/>
               </w:rPr>
             </w:r>
@@ -4764,6 +4946,7 @@
             <w:r>
               <w:rPr>
                 <w:rFonts w:ascii="Microsoft YaHei" w:hAnsi="Microsoft YaHei" w:eastAsia="Microsoft YaHei"/>
+                <w:b w:val="0"/>
                 <w:sz w:val="18"/>
               </w:rPr>
             </w:r>
@@ -4790,6 +4973,7 @@
             <w:r>
               <w:rPr>
                 <w:rFonts w:ascii="Microsoft YaHei" w:hAnsi="Microsoft YaHei" w:eastAsia="Microsoft YaHei"/>
+                <w:b w:val="0"/>
                 <w:sz w:val="18"/>
               </w:rPr>
             </w:r>
@@ -4816,6 +5000,7 @@
             <w:r>
               <w:rPr>
                 <w:rFonts w:ascii="Microsoft YaHei" w:hAnsi="Microsoft YaHei" w:eastAsia="Microsoft YaHei"/>
+                <w:b w:val="0"/>
                 <w:sz w:val="18"/>
               </w:rPr>
             </w:r>
@@ -4844,6 +5029,7 @@
             <w:r>
               <w:rPr>
                 <w:rFonts w:ascii="Microsoft YaHei" w:hAnsi="Microsoft YaHei" w:eastAsia="Microsoft YaHei"/>
+                <w:b w:val="0"/>
                 <w:sz w:val="18"/>
               </w:rPr>
             </w:r>
@@ -4870,6 +5056,7 @@
             <w:r>
               <w:rPr>
                 <w:rFonts w:ascii="Microsoft YaHei" w:hAnsi="Microsoft YaHei" w:eastAsia="Microsoft YaHei"/>
+                <w:b w:val="0"/>
                 <w:sz w:val="18"/>
               </w:rPr>
             </w:r>
@@ -4896,6 +5083,7 @@
             <w:r>
               <w:rPr>
                 <w:rFonts w:ascii="Microsoft YaHei" w:hAnsi="Microsoft YaHei" w:eastAsia="Microsoft YaHei"/>
+                <w:b w:val="0"/>
                 <w:sz w:val="18"/>
               </w:rPr>
             </w:r>
@@ -4922,6 +5110,7 @@
             <w:r>
               <w:rPr>
                 <w:rFonts w:ascii="Microsoft YaHei" w:hAnsi="Microsoft YaHei" w:eastAsia="Microsoft YaHei"/>
+                <w:b w:val="0"/>
                 <w:sz w:val="18"/>
               </w:rPr>
             </w:r>
@@ -4948,6 +5137,7 @@
             <w:r>
               <w:rPr>
                 <w:rFonts w:ascii="Microsoft YaHei" w:hAnsi="Microsoft YaHei" w:eastAsia="Microsoft YaHei"/>
+                <w:b w:val="0"/>
                 <w:sz w:val="18"/>
               </w:rPr>
             </w:r>
@@ -4974,6 +5164,7 @@
             <w:r>
               <w:rPr>
                 <w:rFonts w:ascii="Microsoft YaHei" w:hAnsi="Microsoft YaHei" w:eastAsia="Microsoft YaHei"/>
+                <w:b w:val="0"/>
                 <w:sz w:val="18"/>
               </w:rPr>
             </w:r>
@@ -5002,6 +5193,7 @@
             <w:r>
               <w:rPr>
                 <w:rFonts w:ascii="Microsoft YaHei" w:hAnsi="Microsoft YaHei" w:eastAsia="Microsoft YaHei"/>
+                <w:b w:val="0"/>
                 <w:sz w:val="18"/>
               </w:rPr>
             </w:r>
@@ -5028,6 +5220,7 @@
             <w:r>
               <w:rPr>
                 <w:rFonts w:ascii="Microsoft YaHei" w:hAnsi="Microsoft YaHei" w:eastAsia="Microsoft YaHei"/>
+                <w:b w:val="0"/>
                 <w:sz w:val="18"/>
               </w:rPr>
             </w:r>
@@ -5054,6 +5247,7 @@
             <w:r>
               <w:rPr>
                 <w:rFonts w:ascii="Microsoft YaHei" w:hAnsi="Microsoft YaHei" w:eastAsia="Microsoft YaHei"/>
+                <w:b w:val="0"/>
                 <w:sz w:val="18"/>
               </w:rPr>
             </w:r>
@@ -5080,6 +5274,7 @@
             <w:r>
               <w:rPr>
                 <w:rFonts w:ascii="Microsoft YaHei" w:hAnsi="Microsoft YaHei" w:eastAsia="Microsoft YaHei"/>
+                <w:b w:val="0"/>
                 <w:sz w:val="18"/>
               </w:rPr>
             </w:r>
@@ -5106,6 +5301,7 @@
             <w:r>
               <w:rPr>
                 <w:rFonts w:ascii="Microsoft YaHei" w:hAnsi="Microsoft YaHei" w:eastAsia="Microsoft YaHei"/>
+                <w:b w:val="0"/>
                 <w:sz w:val="18"/>
               </w:rPr>
             </w:r>
@@ -5132,6 +5328,7 @@
             <w:r>
               <w:rPr>
                 <w:rFonts w:ascii="Microsoft YaHei" w:hAnsi="Microsoft YaHei" w:eastAsia="Microsoft YaHei"/>
+                <w:b w:val="0"/>
                 <w:sz w:val="18"/>
               </w:rPr>
             </w:r>
@@ -5160,6 +5357,7 @@
             <w:r>
               <w:rPr>
                 <w:rFonts w:ascii="Microsoft YaHei" w:hAnsi="Microsoft YaHei" w:eastAsia="Microsoft YaHei"/>
+                <w:b w:val="0"/>
                 <w:sz w:val="18"/>
               </w:rPr>
             </w:r>
@@ -5186,6 +5384,7 @@
             <w:r>
               <w:rPr>
                 <w:rFonts w:ascii="Microsoft YaHei" w:hAnsi="Microsoft YaHei" w:eastAsia="Microsoft YaHei"/>
+                <w:b w:val="0"/>
                 <w:sz w:val="18"/>
               </w:rPr>
             </w:r>
@@ -5212,6 +5411,7 @@
             <w:r>
               <w:rPr>
                 <w:rFonts w:ascii="Microsoft YaHei" w:hAnsi="Microsoft YaHei" w:eastAsia="Microsoft YaHei"/>
+                <w:b w:val="0"/>
                 <w:sz w:val="18"/>
               </w:rPr>
             </w:r>
@@ -5238,6 +5438,7 @@
             <w:r>
               <w:rPr>
                 <w:rFonts w:ascii="Microsoft YaHei" w:hAnsi="Microsoft YaHei" w:eastAsia="Microsoft YaHei"/>
+                <w:b w:val="0"/>
                 <w:sz w:val="18"/>
               </w:rPr>
             </w:r>
@@ -5264,6 +5465,7 @@
             <w:r>
               <w:rPr>
                 <w:rFonts w:ascii="Microsoft YaHei" w:hAnsi="Microsoft YaHei" w:eastAsia="Microsoft YaHei"/>
+                <w:b w:val="0"/>
                 <w:sz w:val="18"/>
               </w:rPr>
             </w:r>
@@ -5290,6 +5492,7 @@
             <w:r>
               <w:rPr>
                 <w:rFonts w:ascii="Microsoft YaHei" w:hAnsi="Microsoft YaHei" w:eastAsia="Microsoft YaHei"/>
+                <w:b w:val="0"/>
                 <w:sz w:val="18"/>
               </w:rPr>
             </w:r>
@@ -5318,6 +5521,7 @@
             <w:r>
               <w:rPr>
                 <w:rFonts w:ascii="Microsoft YaHei" w:hAnsi="Microsoft YaHei" w:eastAsia="Microsoft YaHei"/>
+                <w:b w:val="0"/>
                 <w:sz w:val="18"/>
               </w:rPr>
             </w:r>
@@ -5344,6 +5548,7 @@
             <w:r>
               <w:rPr>
                 <w:rFonts w:ascii="Microsoft YaHei" w:hAnsi="Microsoft YaHei" w:eastAsia="Microsoft YaHei"/>
+                <w:b w:val="0"/>
                 <w:sz w:val="18"/>
               </w:rPr>
             </w:r>
@@ -5370,6 +5575,7 @@
             <w:r>
               <w:rPr>
                 <w:rFonts w:ascii="Microsoft YaHei" w:hAnsi="Microsoft YaHei" w:eastAsia="Microsoft YaHei"/>
+                <w:b w:val="0"/>
                 <w:sz w:val="18"/>
               </w:rPr>
             </w:r>
@@ -5396,6 +5602,7 @@
             <w:r>
               <w:rPr>
                 <w:rFonts w:ascii="Microsoft YaHei" w:hAnsi="Microsoft YaHei" w:eastAsia="Microsoft YaHei"/>
+                <w:b w:val="0"/>
                 <w:sz w:val="18"/>
               </w:rPr>
             </w:r>
@@ -5422,6 +5629,7 @@
             <w:r>
               <w:rPr>
                 <w:rFonts w:ascii="Microsoft YaHei" w:hAnsi="Microsoft YaHei" w:eastAsia="Microsoft YaHei"/>
+                <w:b w:val="0"/>
                 <w:sz w:val="18"/>
               </w:rPr>
             </w:r>
@@ -5448,6 +5656,7 @@
             <w:r>
               <w:rPr>
                 <w:rFonts w:ascii="Microsoft YaHei" w:hAnsi="Microsoft YaHei" w:eastAsia="Microsoft YaHei"/>
+                <w:b w:val="0"/>
                 <w:sz w:val="18"/>
               </w:rPr>
             </w:r>
@@ -5476,6 +5685,7 @@
             <w:r>
               <w:rPr>
                 <w:rFonts w:ascii="Microsoft YaHei" w:hAnsi="Microsoft YaHei" w:eastAsia="Microsoft YaHei"/>
+                <w:b w:val="0"/>
                 <w:sz w:val="18"/>
               </w:rPr>
             </w:r>
@@ -5502,6 +5712,7 @@
             <w:r>
               <w:rPr>
                 <w:rFonts w:ascii="Microsoft YaHei" w:hAnsi="Microsoft YaHei" w:eastAsia="Microsoft YaHei"/>
+                <w:b w:val="0"/>
                 <w:sz w:val="18"/>
               </w:rPr>
             </w:r>
@@ -5528,6 +5739,7 @@
             <w:r>
               <w:rPr>
                 <w:rFonts w:ascii="Microsoft YaHei" w:hAnsi="Microsoft YaHei" w:eastAsia="Microsoft YaHei"/>
+                <w:b w:val="0"/>
                 <w:sz w:val="18"/>
               </w:rPr>
             </w:r>
@@ -5554,6 +5766,7 @@
             <w:r>
               <w:rPr>
                 <w:rFonts w:ascii="Microsoft YaHei" w:hAnsi="Microsoft YaHei" w:eastAsia="Microsoft YaHei"/>
+                <w:b w:val="0"/>
                 <w:sz w:val="18"/>
               </w:rPr>
             </w:r>
@@ -5580,6 +5793,7 @@
             <w:r>
               <w:rPr>
                 <w:rFonts w:ascii="Microsoft YaHei" w:hAnsi="Microsoft YaHei" w:eastAsia="Microsoft YaHei"/>
+                <w:b w:val="0"/>
                 <w:sz w:val="18"/>
               </w:rPr>
             </w:r>
@@ -5606,6 +5820,7 @@
             <w:r>
               <w:rPr>
                 <w:rFonts w:ascii="Microsoft YaHei" w:hAnsi="Microsoft YaHei" w:eastAsia="Microsoft YaHei"/>
+                <w:b w:val="0"/>
                 <w:sz w:val="18"/>
               </w:rPr>
             </w:r>
@@ -5634,6 +5849,7 @@
             <w:r>
               <w:rPr>
                 <w:rFonts w:ascii="Microsoft YaHei" w:hAnsi="Microsoft YaHei" w:eastAsia="Microsoft YaHei"/>
+                <w:b w:val="0"/>
                 <w:sz w:val="18"/>
               </w:rPr>
             </w:r>
@@ -5660,6 +5876,7 @@
             <w:r>
               <w:rPr>
                 <w:rFonts w:ascii="Microsoft YaHei" w:hAnsi="Microsoft YaHei" w:eastAsia="Microsoft YaHei"/>
+                <w:b w:val="0"/>
                 <w:sz w:val="18"/>
               </w:rPr>
             </w:r>
@@ -5686,6 +5903,7 @@
             <w:r>
               <w:rPr>
                 <w:rFonts w:ascii="Microsoft YaHei" w:hAnsi="Microsoft YaHei" w:eastAsia="Microsoft YaHei"/>
+                <w:b w:val="0"/>
                 <w:sz w:val="18"/>
               </w:rPr>
             </w:r>
@@ -5712,6 +5930,7 @@
             <w:r>
               <w:rPr>
                 <w:rFonts w:ascii="Microsoft YaHei" w:hAnsi="Microsoft YaHei" w:eastAsia="Microsoft YaHei"/>
+                <w:b w:val="0"/>
                 <w:sz w:val="18"/>
               </w:rPr>
             </w:r>
@@ -5738,6 +5957,7 @@
             <w:r>
               <w:rPr>
                 <w:rFonts w:ascii="Microsoft YaHei" w:hAnsi="Microsoft YaHei" w:eastAsia="Microsoft YaHei"/>
+                <w:b w:val="0"/>
                 <w:sz w:val="18"/>
               </w:rPr>
             </w:r>
@@ -5764,6 +5984,7 @@
             <w:r>
               <w:rPr>
                 <w:rFonts w:ascii="Microsoft YaHei" w:hAnsi="Microsoft YaHei" w:eastAsia="Microsoft YaHei"/>
+                <w:b w:val="0"/>
                 <w:sz w:val="18"/>
               </w:rPr>
             </w:r>
@@ -5792,6 +6013,7 @@
             <w:r>
               <w:rPr>
                 <w:rFonts w:ascii="Microsoft YaHei" w:hAnsi="Microsoft YaHei" w:eastAsia="Microsoft YaHei"/>
+                <w:b w:val="0"/>
                 <w:sz w:val="18"/>
               </w:rPr>
             </w:r>
@@ -5818,6 +6040,7 @@
             <w:r>
               <w:rPr>
                 <w:rFonts w:ascii="Microsoft YaHei" w:hAnsi="Microsoft YaHei" w:eastAsia="Microsoft YaHei"/>
+                <w:b w:val="0"/>
                 <w:sz w:val="18"/>
               </w:rPr>
             </w:r>
@@ -5844,6 +6067,7 @@
             <w:r>
               <w:rPr>
                 <w:rFonts w:ascii="Microsoft YaHei" w:hAnsi="Microsoft YaHei" w:eastAsia="Microsoft YaHei"/>
+                <w:b w:val="0"/>
                 <w:sz w:val="18"/>
               </w:rPr>
             </w:r>
@@ -5870,6 +6094,7 @@
             <w:r>
               <w:rPr>
                 <w:rFonts w:ascii="Microsoft YaHei" w:hAnsi="Microsoft YaHei" w:eastAsia="Microsoft YaHei"/>
+                <w:b w:val="0"/>
                 <w:sz w:val="18"/>
               </w:rPr>
             </w:r>
@@ -5896,6 +6121,7 @@
             <w:r>
               <w:rPr>
                 <w:rFonts w:ascii="Microsoft YaHei" w:hAnsi="Microsoft YaHei" w:eastAsia="Microsoft YaHei"/>
+                <w:b w:val="0"/>
                 <w:sz w:val="18"/>
               </w:rPr>
             </w:r>
@@ -5922,6 +6148,7 @@
             <w:r>
               <w:rPr>
                 <w:rFonts w:ascii="Microsoft YaHei" w:hAnsi="Microsoft YaHei" w:eastAsia="Microsoft YaHei"/>
+                <w:b w:val="0"/>
                 <w:sz w:val="18"/>
               </w:rPr>
             </w:r>
@@ -5950,6 +6177,7 @@
             <w:r>
               <w:rPr>
                 <w:rFonts w:ascii="Microsoft YaHei" w:hAnsi="Microsoft YaHei" w:eastAsia="Microsoft YaHei"/>
+                <w:b w:val="0"/>
                 <w:sz w:val="18"/>
               </w:rPr>
             </w:r>
@@ -5976,6 +6204,7 @@
             <w:r>
               <w:rPr>
                 <w:rFonts w:ascii="Microsoft YaHei" w:hAnsi="Microsoft YaHei" w:eastAsia="Microsoft YaHei"/>
+                <w:b w:val="0"/>
                 <w:sz w:val="18"/>
               </w:rPr>
             </w:r>
@@ -6002,6 +6231,7 @@
             <w:r>
               <w:rPr>
                 <w:rFonts w:ascii="Microsoft YaHei" w:hAnsi="Microsoft YaHei" w:eastAsia="Microsoft YaHei"/>
+                <w:b w:val="0"/>
                 <w:sz w:val="18"/>
               </w:rPr>
             </w:r>
@@ -6028,6 +6258,7 @@
             <w:r>
               <w:rPr>
                 <w:rFonts w:ascii="Microsoft YaHei" w:hAnsi="Microsoft YaHei" w:eastAsia="Microsoft YaHei"/>
+                <w:b w:val="0"/>
                 <w:sz w:val="18"/>
               </w:rPr>
             </w:r>
@@ -6054,6 +6285,7 @@
             <w:r>
               <w:rPr>
                 <w:rFonts w:ascii="Microsoft YaHei" w:hAnsi="Microsoft YaHei" w:eastAsia="Microsoft YaHei"/>
+                <w:b w:val="0"/>
                 <w:sz w:val="18"/>
               </w:rPr>
             </w:r>
@@ -6080,6 +6312,7 @@
             <w:r>
               <w:rPr>
                 <w:rFonts w:ascii="Microsoft YaHei" w:hAnsi="Microsoft YaHei" w:eastAsia="Microsoft YaHei"/>
+                <w:b w:val="0"/>
                 <w:sz w:val="18"/>
               </w:rPr>
             </w:r>
@@ -6108,6 +6341,7 @@
             <w:r>
               <w:rPr>
                 <w:rFonts w:ascii="Microsoft YaHei" w:hAnsi="Microsoft YaHei" w:eastAsia="Microsoft YaHei"/>
+                <w:b w:val="0"/>
                 <w:sz w:val="18"/>
               </w:rPr>
             </w:r>
@@ -6134,6 +6368,7 @@
             <w:r>
               <w:rPr>
                 <w:rFonts w:ascii="Microsoft YaHei" w:hAnsi="Microsoft YaHei" w:eastAsia="Microsoft YaHei"/>
+                <w:b w:val="0"/>
                 <w:sz w:val="18"/>
               </w:rPr>
             </w:r>
@@ -6160,6 +6395,7 @@
             <w:r>
               <w:rPr>
                 <w:rFonts w:ascii="Microsoft YaHei" w:hAnsi="Microsoft YaHei" w:eastAsia="Microsoft YaHei"/>
+                <w:b w:val="0"/>
                 <w:sz w:val="18"/>
               </w:rPr>
             </w:r>
@@ -6186,6 +6422,7 @@
             <w:r>
               <w:rPr>
                 <w:rFonts w:ascii="Microsoft YaHei" w:hAnsi="Microsoft YaHei" w:eastAsia="Microsoft YaHei"/>
+                <w:b w:val="0"/>
                 <w:sz w:val="18"/>
               </w:rPr>
             </w:r>
@@ -6212,6 +6449,7 @@
             <w:r>
               <w:rPr>
                 <w:rFonts w:ascii="Microsoft YaHei" w:hAnsi="Microsoft YaHei" w:eastAsia="Microsoft YaHei"/>
+                <w:b w:val="0"/>
                 <w:sz w:val="18"/>
               </w:rPr>
             </w:r>
@@ -6238,6 +6476,7 @@
             <w:r>
               <w:rPr>
                 <w:rFonts w:ascii="Microsoft YaHei" w:hAnsi="Microsoft YaHei" w:eastAsia="Microsoft YaHei"/>
+                <w:b w:val="0"/>
                 <w:sz w:val="18"/>
               </w:rPr>
             </w:r>
@@ -6266,6 +6505,7 @@
             <w:r>
               <w:rPr>
                 <w:rFonts w:ascii="Microsoft YaHei" w:hAnsi="Microsoft YaHei" w:eastAsia="Microsoft YaHei"/>
+                <w:b w:val="0"/>
                 <w:sz w:val="18"/>
               </w:rPr>
             </w:r>
@@ -6292,6 +6532,7 @@
             <w:r>
               <w:rPr>
                 <w:rFonts w:ascii="Microsoft YaHei" w:hAnsi="Microsoft YaHei" w:eastAsia="Microsoft YaHei"/>
+                <w:b w:val="0"/>
                 <w:sz w:val="18"/>
               </w:rPr>
             </w:r>
@@ -6318,6 +6559,7 @@
             <w:r>
               <w:rPr>
                 <w:rFonts w:ascii="Microsoft YaHei" w:hAnsi="Microsoft YaHei" w:eastAsia="Microsoft YaHei"/>
+                <w:b w:val="0"/>
                 <w:sz w:val="18"/>
               </w:rPr>
             </w:r>
@@ -6344,6 +6586,7 @@
             <w:r>
               <w:rPr>
                 <w:rFonts w:ascii="Microsoft YaHei" w:hAnsi="Microsoft YaHei" w:eastAsia="Microsoft YaHei"/>
+                <w:b w:val="0"/>
                 <w:sz w:val="18"/>
               </w:rPr>
             </w:r>
@@ -6370,6 +6613,7 @@
             <w:r>
               <w:rPr>
                 <w:rFonts w:ascii="Microsoft YaHei" w:hAnsi="Microsoft YaHei" w:eastAsia="Microsoft YaHei"/>
+                <w:b w:val="0"/>
                 <w:sz w:val="18"/>
               </w:rPr>
             </w:r>
@@ -6396,6 +6640,7 @@
             <w:r>
               <w:rPr>
                 <w:rFonts w:ascii="Microsoft YaHei" w:hAnsi="Microsoft YaHei" w:eastAsia="Microsoft YaHei"/>
+                <w:b w:val="0"/>
                 <w:sz w:val="18"/>
               </w:rPr>
             </w:r>
@@ -6424,6 +6669,7 @@
             <w:r>
               <w:rPr>
                 <w:rFonts w:ascii="Microsoft YaHei" w:hAnsi="Microsoft YaHei" w:eastAsia="Microsoft YaHei"/>
+                <w:b w:val="0"/>
                 <w:sz w:val="18"/>
               </w:rPr>
             </w:r>
@@ -6450,6 +6696,7 @@
             <w:r>
               <w:rPr>
                 <w:rFonts w:ascii="Microsoft YaHei" w:hAnsi="Microsoft YaHei" w:eastAsia="Microsoft YaHei"/>
+                <w:b w:val="0"/>
                 <w:sz w:val="18"/>
               </w:rPr>
             </w:r>
@@ -6476,6 +6723,7 @@
             <w:r>
               <w:rPr>
                 <w:rFonts w:ascii="Microsoft YaHei" w:hAnsi="Microsoft YaHei" w:eastAsia="Microsoft YaHei"/>
+                <w:b w:val="0"/>
                 <w:sz w:val="18"/>
               </w:rPr>
             </w:r>
@@ -6502,6 +6750,7 @@
             <w:r>
               <w:rPr>
                 <w:rFonts w:ascii="Microsoft YaHei" w:hAnsi="Microsoft YaHei" w:eastAsia="Microsoft YaHei"/>
+                <w:b w:val="0"/>
                 <w:sz w:val="18"/>
               </w:rPr>
             </w:r>
@@ -6528,6 +6777,7 @@
             <w:r>
               <w:rPr>
                 <w:rFonts w:ascii="Microsoft YaHei" w:hAnsi="Microsoft YaHei" w:eastAsia="Microsoft YaHei"/>
+                <w:b w:val="0"/>
                 <w:sz w:val="18"/>
               </w:rPr>
             </w:r>
@@ -6554,6 +6804,7 @@
             <w:r>
               <w:rPr>
                 <w:rFonts w:ascii="Microsoft YaHei" w:hAnsi="Microsoft YaHei" w:eastAsia="Microsoft YaHei"/>
+                <w:b w:val="0"/>
                 <w:sz w:val="18"/>
               </w:rPr>
             </w:r>
@@ -6582,6 +6833,7 @@
             <w:r>
               <w:rPr>
                 <w:rFonts w:ascii="Microsoft YaHei" w:hAnsi="Microsoft YaHei" w:eastAsia="Microsoft YaHei"/>
+                <w:b w:val="0"/>
                 <w:sz w:val="18"/>
               </w:rPr>
             </w:r>
@@ -6608,6 +6860,7 @@
             <w:r>
               <w:rPr>
                 <w:rFonts w:ascii="Microsoft YaHei" w:hAnsi="Microsoft YaHei" w:eastAsia="Microsoft YaHei"/>
+                <w:b w:val="0"/>
                 <w:sz w:val="18"/>
               </w:rPr>
             </w:r>
@@ -6634,6 +6887,7 @@
             <w:r>
               <w:rPr>
                 <w:rFonts w:ascii="Microsoft YaHei" w:hAnsi="Microsoft YaHei" w:eastAsia="Microsoft YaHei"/>
+                <w:b w:val="0"/>
                 <w:sz w:val="18"/>
               </w:rPr>
             </w:r>
@@ -6660,6 +6914,7 @@
             <w:r>
               <w:rPr>
                 <w:rFonts w:ascii="Microsoft YaHei" w:hAnsi="Microsoft YaHei" w:eastAsia="Microsoft YaHei"/>
+                <w:b w:val="0"/>
                 <w:sz w:val="18"/>
               </w:rPr>
             </w:r>
@@ -6686,6 +6941,7 @@
             <w:r>
               <w:rPr>
                 <w:rFonts w:ascii="Microsoft YaHei" w:hAnsi="Microsoft YaHei" w:eastAsia="Microsoft YaHei"/>
+                <w:b w:val="0"/>
                 <w:sz w:val="18"/>
               </w:rPr>
             </w:r>
@@ -6712,6 +6968,7 @@
             <w:r>
               <w:rPr>
                 <w:rFonts w:ascii="Microsoft YaHei" w:hAnsi="Microsoft YaHei" w:eastAsia="Microsoft YaHei"/>
+                <w:b w:val="0"/>
                 <w:sz w:val="18"/>
               </w:rPr>
             </w:r>
@@ -6740,6 +6997,7 @@
             <w:r>
               <w:rPr>
                 <w:rFonts w:ascii="Microsoft YaHei" w:hAnsi="Microsoft YaHei" w:eastAsia="Microsoft YaHei"/>
+                <w:b w:val="0"/>
                 <w:sz w:val="18"/>
               </w:rPr>
             </w:r>
@@ -6766,6 +7024,7 @@
             <w:r>
               <w:rPr>
                 <w:rFonts w:ascii="Microsoft YaHei" w:hAnsi="Microsoft YaHei" w:eastAsia="Microsoft YaHei"/>
+                <w:b w:val="0"/>
                 <w:sz w:val="18"/>
               </w:rPr>
             </w:r>
@@ -6792,6 +7051,7 @@
             <w:r>
               <w:rPr>
                 <w:rFonts w:ascii="Microsoft YaHei" w:hAnsi="Microsoft YaHei" w:eastAsia="Microsoft YaHei"/>
+                <w:b w:val="0"/>
                 <w:sz w:val="18"/>
               </w:rPr>
             </w:r>
@@ -6818,6 +7078,7 @@
             <w:r>
               <w:rPr>
                 <w:rFonts w:ascii="Microsoft YaHei" w:hAnsi="Microsoft YaHei" w:eastAsia="Microsoft YaHei"/>
+                <w:b w:val="0"/>
                 <w:sz w:val="18"/>
               </w:rPr>
             </w:r>
@@ -6844,6 +7105,7 @@
             <w:r>
               <w:rPr>
                 <w:rFonts w:ascii="Microsoft YaHei" w:hAnsi="Microsoft YaHei" w:eastAsia="Microsoft YaHei"/>
+                <w:b w:val="0"/>
                 <w:sz w:val="18"/>
               </w:rPr>
             </w:r>
@@ -6870,6 +7132,7 @@
             <w:r>
               <w:rPr>
                 <w:rFonts w:ascii="Microsoft YaHei" w:hAnsi="Microsoft YaHei" w:eastAsia="Microsoft YaHei"/>
+                <w:b w:val="0"/>
                 <w:sz w:val="18"/>
               </w:rPr>
             </w:r>
@@ -6898,6 +7161,7 @@
             <w:r>
               <w:rPr>
                 <w:rFonts w:ascii="Microsoft YaHei" w:hAnsi="Microsoft YaHei" w:eastAsia="Microsoft YaHei"/>
+                <w:b w:val="0"/>
                 <w:sz w:val="18"/>
               </w:rPr>
             </w:r>
@@ -6924,6 +7188,7 @@
             <w:r>
               <w:rPr>
                 <w:rFonts w:ascii="Microsoft YaHei" w:hAnsi="Microsoft YaHei" w:eastAsia="Microsoft YaHei"/>
+                <w:b w:val="0"/>
                 <w:sz w:val="18"/>
               </w:rPr>
             </w:r>
@@ -6950,6 +7215,7 @@
             <w:r>
               <w:rPr>
                 <w:rFonts w:ascii="Microsoft YaHei" w:hAnsi="Microsoft YaHei" w:eastAsia="Microsoft YaHei"/>
+                <w:b w:val="0"/>
                 <w:sz w:val="18"/>
               </w:rPr>
             </w:r>
@@ -6976,6 +7242,7 @@
             <w:r>
               <w:rPr>
                 <w:rFonts w:ascii="Microsoft YaHei" w:hAnsi="Microsoft YaHei" w:eastAsia="Microsoft YaHei"/>
+                <w:b w:val="0"/>
                 <w:sz w:val="18"/>
               </w:rPr>
             </w:r>
@@ -7002,6 +7269,7 @@
             <w:r>
               <w:rPr>
                 <w:rFonts w:ascii="Microsoft YaHei" w:hAnsi="Microsoft YaHei" w:eastAsia="Microsoft YaHei"/>
+                <w:b w:val="0"/>
                 <w:sz w:val="18"/>
               </w:rPr>
             </w:r>
@@ -7028,6 +7296,7 @@
             <w:r>
               <w:rPr>
                 <w:rFonts w:ascii="Microsoft YaHei" w:hAnsi="Microsoft YaHei" w:eastAsia="Microsoft YaHei"/>
+                <w:b w:val="0"/>
                 <w:sz w:val="18"/>
               </w:rPr>
             </w:r>
@@ -7056,6 +7325,7 @@
             <w:r>
               <w:rPr>
                 <w:rFonts w:ascii="Microsoft YaHei" w:hAnsi="Microsoft YaHei" w:eastAsia="Microsoft YaHei"/>
+                <w:b w:val="0"/>
                 <w:sz w:val="18"/>
               </w:rPr>
             </w:r>
@@ -7082,6 +7352,7 @@
             <w:r>
               <w:rPr>
                 <w:rFonts w:ascii="Microsoft YaHei" w:hAnsi="Microsoft YaHei" w:eastAsia="Microsoft YaHei"/>
+                <w:b w:val="0"/>
                 <w:sz w:val="18"/>
               </w:rPr>
             </w:r>
@@ -7108,6 +7379,7 @@
             <w:r>
               <w:rPr>
                 <w:rFonts w:ascii="Microsoft YaHei" w:hAnsi="Microsoft YaHei" w:eastAsia="Microsoft YaHei"/>
+                <w:b w:val="0"/>
                 <w:sz w:val="18"/>
               </w:rPr>
             </w:r>
@@ -7134,6 +7406,7 @@
             <w:r>
               <w:rPr>
                 <w:rFonts w:ascii="Microsoft YaHei" w:hAnsi="Microsoft YaHei" w:eastAsia="Microsoft YaHei"/>
+                <w:b w:val="0"/>
                 <w:sz w:val="18"/>
               </w:rPr>
             </w:r>
@@ -7160,6 +7433,7 @@
             <w:r>
               <w:rPr>
                 <w:rFonts w:ascii="Microsoft YaHei" w:hAnsi="Microsoft YaHei" w:eastAsia="Microsoft YaHei"/>
+                <w:b w:val="0"/>
                 <w:sz w:val="18"/>
               </w:rPr>
             </w:r>
@@ -7186,6 +7460,7 @@
             <w:r>
               <w:rPr>
                 <w:rFonts w:ascii="Microsoft YaHei" w:hAnsi="Microsoft YaHei" w:eastAsia="Microsoft YaHei"/>
+                <w:b w:val="0"/>
                 <w:sz w:val="18"/>
               </w:rPr>
             </w:r>
@@ -7214,6 +7489,7 @@
             <w:r>
               <w:rPr>
                 <w:rFonts w:ascii="Microsoft YaHei" w:hAnsi="Microsoft YaHei" w:eastAsia="Microsoft YaHei"/>
+                <w:b w:val="0"/>
                 <w:sz w:val="18"/>
               </w:rPr>
             </w:r>
@@ -7240,6 +7516,7 @@
             <w:r>
               <w:rPr>
                 <w:rFonts w:ascii="Microsoft YaHei" w:hAnsi="Microsoft YaHei" w:eastAsia="Microsoft YaHei"/>
+                <w:b w:val="0"/>
                 <w:sz w:val="18"/>
               </w:rPr>
             </w:r>
@@ -7266,6 +7543,7 @@
             <w:r>
               <w:rPr>
                 <w:rFonts w:ascii="Microsoft YaHei" w:hAnsi="Microsoft YaHei" w:eastAsia="Microsoft YaHei"/>
+                <w:b w:val="0"/>
                 <w:sz w:val="18"/>
               </w:rPr>
             </w:r>
@@ -7292,6 +7570,7 @@
             <w:r>
               <w:rPr>
                 <w:rFonts w:ascii="Microsoft YaHei" w:hAnsi="Microsoft YaHei" w:eastAsia="Microsoft YaHei"/>
+                <w:b w:val="0"/>
                 <w:sz w:val="18"/>
               </w:rPr>
             </w:r>
@@ -7318,6 +7597,7 @@
             <w:r>
               <w:rPr>
                 <w:rFonts w:ascii="Microsoft YaHei" w:hAnsi="Microsoft YaHei" w:eastAsia="Microsoft YaHei"/>
+                <w:b w:val="0"/>
                 <w:sz w:val="18"/>
               </w:rPr>
             </w:r>
@@ -7344,6 +7624,7 @@
             <w:r>
               <w:rPr>
                 <w:rFonts w:ascii="Microsoft YaHei" w:hAnsi="Microsoft YaHei" w:eastAsia="Microsoft YaHei"/>
+                <w:b w:val="0"/>
                 <w:sz w:val="18"/>
               </w:rPr>
             </w:r>
@@ -7372,6 +7653,7 @@
             <w:r>
               <w:rPr>
                 <w:rFonts w:ascii="Microsoft YaHei" w:hAnsi="Microsoft YaHei" w:eastAsia="Microsoft YaHei"/>
+                <w:b w:val="0"/>
                 <w:sz w:val="18"/>
               </w:rPr>
             </w:r>
@@ -7398,6 +7680,7 @@
             <w:r>
               <w:rPr>
                 <w:rFonts w:ascii="Microsoft YaHei" w:hAnsi="Microsoft YaHei" w:eastAsia="Microsoft YaHei"/>
+                <w:b w:val="0"/>
                 <w:sz w:val="18"/>
               </w:rPr>
             </w:r>
@@ -7424,6 +7707,7 @@
             <w:r>
               <w:rPr>
                 <w:rFonts w:ascii="Microsoft YaHei" w:hAnsi="Microsoft YaHei" w:eastAsia="Microsoft YaHei"/>
+                <w:b w:val="0"/>
                 <w:sz w:val="18"/>
               </w:rPr>
             </w:r>
@@ -7450,6 +7734,7 @@
             <w:r>
               <w:rPr>
                 <w:rFonts w:ascii="Microsoft YaHei" w:hAnsi="Microsoft YaHei" w:eastAsia="Microsoft YaHei"/>
+                <w:b w:val="0"/>
                 <w:sz w:val="18"/>
               </w:rPr>
             </w:r>
@@ -7476,6 +7761,7 @@
             <w:r>
               <w:rPr>
                 <w:rFonts w:ascii="Microsoft YaHei" w:hAnsi="Microsoft YaHei" w:eastAsia="Microsoft YaHei"/>
+                <w:b w:val="0"/>
                 <w:sz w:val="18"/>
               </w:rPr>
             </w:r>
@@ -7502,6 +7788,7 @@
             <w:r>
               <w:rPr>
                 <w:rFonts w:ascii="Microsoft YaHei" w:hAnsi="Microsoft YaHei" w:eastAsia="Microsoft YaHei"/>
+                <w:b w:val="0"/>
                 <w:sz w:val="18"/>
               </w:rPr>
             </w:r>
@@ -7536,6 +7823,9 @@
         <w:gridCol w:w="2436"/>
       </w:tblGrid>
       <w:tr>
+        <w:trPr>
+          <w:tblHeader w:val="true"/>
+        </w:trPr>
         <w:tc>
           <w:tcPr>
             <w:tcW w:type="dxa" w:w="2436"/>
@@ -7550,6 +7840,7 @@
             <w:r>
               <w:rPr>
                 <w:rFonts w:ascii="Microsoft YaHei" w:hAnsi="Microsoft YaHei" w:eastAsia="Microsoft YaHei"/>
+                <w:b w:val="0"/>
                 <w:sz w:val="18"/>
               </w:rPr>
             </w:r>
@@ -7578,6 +7869,7 @@
             <w:r>
               <w:rPr>
                 <w:rFonts w:ascii="Microsoft YaHei" w:hAnsi="Microsoft YaHei" w:eastAsia="Microsoft YaHei"/>
+                <w:b w:val="0"/>
                 <w:sz w:val="18"/>
               </w:rPr>
             </w:r>
@@ -7606,6 +7898,7 @@
             <w:r>
               <w:rPr>
                 <w:rFonts w:ascii="Microsoft YaHei" w:hAnsi="Microsoft YaHei" w:eastAsia="Microsoft YaHei"/>
+                <w:b w:val="0"/>
                 <w:sz w:val="18"/>
               </w:rPr>
             </w:r>
@@ -7634,6 +7927,7 @@
             <w:r>
               <w:rPr>
                 <w:rFonts w:ascii="Microsoft YaHei" w:hAnsi="Microsoft YaHei" w:eastAsia="Microsoft YaHei"/>
+                <w:b w:val="0"/>
                 <w:sz w:val="18"/>
               </w:rPr>
             </w:r>
@@ -7663,6 +7957,7 @@
             <w:r>
               <w:rPr>
                 <w:rFonts w:ascii="Microsoft YaHei" w:hAnsi="Microsoft YaHei" w:eastAsia="Microsoft YaHei"/>
+                <w:b w:val="0"/>
                 <w:sz w:val="18"/>
               </w:rPr>
             </w:r>
@@ -7689,6 +7984,7 @@
             <w:r>
               <w:rPr>
                 <w:rFonts w:ascii="Microsoft YaHei" w:hAnsi="Microsoft YaHei" w:eastAsia="Microsoft YaHei"/>
+                <w:b w:val="0"/>
                 <w:sz w:val="18"/>
               </w:rPr>
             </w:r>
@@ -7715,6 +8011,7 @@
             <w:r>
               <w:rPr>
                 <w:rFonts w:ascii="Microsoft YaHei" w:hAnsi="Microsoft YaHei" w:eastAsia="Microsoft YaHei"/>
+                <w:b w:val="0"/>
                 <w:sz w:val="18"/>
               </w:rPr>
             </w:r>
@@ -7741,6 +8038,7 @@
             <w:r>
               <w:rPr>
                 <w:rFonts w:ascii="Microsoft YaHei" w:hAnsi="Microsoft YaHei" w:eastAsia="Microsoft YaHei"/>
+                <w:b w:val="0"/>
                 <w:sz w:val="18"/>
               </w:rPr>
             </w:r>
@@ -7769,6 +8067,7 @@
             <w:r>
               <w:rPr>
                 <w:rFonts w:ascii="Microsoft YaHei" w:hAnsi="Microsoft YaHei" w:eastAsia="Microsoft YaHei"/>
+                <w:b w:val="0"/>
                 <w:sz w:val="18"/>
               </w:rPr>
             </w:r>
@@ -7795,6 +8094,7 @@
             <w:r>
               <w:rPr>
                 <w:rFonts w:ascii="Microsoft YaHei" w:hAnsi="Microsoft YaHei" w:eastAsia="Microsoft YaHei"/>
+                <w:b w:val="0"/>
                 <w:sz w:val="18"/>
               </w:rPr>
             </w:r>
@@ -7821,6 +8121,7 @@
             <w:r>
               <w:rPr>
                 <w:rFonts w:ascii="Microsoft YaHei" w:hAnsi="Microsoft YaHei" w:eastAsia="Microsoft YaHei"/>
+                <w:b w:val="0"/>
                 <w:sz w:val="18"/>
               </w:rPr>
             </w:r>
@@ -7847,6 +8148,7 @@
             <w:r>
               <w:rPr>
                 <w:rFonts w:ascii="Microsoft YaHei" w:hAnsi="Microsoft YaHei" w:eastAsia="Microsoft YaHei"/>
+                <w:b w:val="0"/>
                 <w:sz w:val="18"/>
               </w:rPr>
             </w:r>
@@ -7875,6 +8177,7 @@
             <w:r>
               <w:rPr>
                 <w:rFonts w:ascii="Microsoft YaHei" w:hAnsi="Microsoft YaHei" w:eastAsia="Microsoft YaHei"/>
+                <w:b w:val="0"/>
                 <w:sz w:val="18"/>
               </w:rPr>
             </w:r>
@@ -7901,6 +8204,7 @@
             <w:r>
               <w:rPr>
                 <w:rFonts w:ascii="Microsoft YaHei" w:hAnsi="Microsoft YaHei" w:eastAsia="Microsoft YaHei"/>
+                <w:b w:val="0"/>
                 <w:sz w:val="18"/>
               </w:rPr>
             </w:r>
@@ -7927,6 +8231,7 @@
             <w:r>
               <w:rPr>
                 <w:rFonts w:ascii="Microsoft YaHei" w:hAnsi="Microsoft YaHei" w:eastAsia="Microsoft YaHei"/>
+                <w:b w:val="0"/>
                 <w:sz w:val="18"/>
               </w:rPr>
             </w:r>
@@ -7953,6 +8258,7 @@
             <w:r>
               <w:rPr>
                 <w:rFonts w:ascii="Microsoft YaHei" w:hAnsi="Microsoft YaHei" w:eastAsia="Microsoft YaHei"/>
+                <w:b w:val="0"/>
                 <w:sz w:val="18"/>
               </w:rPr>
             </w:r>
@@ -8006,6 +8312,9 @@
         <w:gridCol w:w="1949"/>
       </w:tblGrid>
       <w:tr>
+        <w:trPr>
+          <w:tblHeader w:val="true"/>
+        </w:trPr>
         <w:tc>
           <w:tcPr>
             <w:tcW w:type="dxa" w:w="1949"/>
@@ -8020,6 +8329,7 @@
             <w:r>
               <w:rPr>
                 <w:rFonts w:ascii="Microsoft YaHei" w:hAnsi="Microsoft YaHei" w:eastAsia="Microsoft YaHei"/>
+                <w:b w:val="0"/>
                 <w:sz w:val="18"/>
               </w:rPr>
             </w:r>
@@ -8048,6 +8358,7 @@
             <w:r>
               <w:rPr>
                 <w:rFonts w:ascii="Microsoft YaHei" w:hAnsi="Microsoft YaHei" w:eastAsia="Microsoft YaHei"/>
+                <w:b w:val="0"/>
                 <w:sz w:val="18"/>
               </w:rPr>
             </w:r>
@@ -8076,6 +8387,7 @@
             <w:r>
               <w:rPr>
                 <w:rFonts w:ascii="Microsoft YaHei" w:hAnsi="Microsoft YaHei" w:eastAsia="Microsoft YaHei"/>
+                <w:b w:val="0"/>
                 <w:sz w:val="18"/>
               </w:rPr>
             </w:r>
@@ -8104,6 +8416,7 @@
             <w:r>
               <w:rPr>
                 <w:rFonts w:ascii="Microsoft YaHei" w:hAnsi="Microsoft YaHei" w:eastAsia="Microsoft YaHei"/>
+                <w:b w:val="0"/>
                 <w:sz w:val="18"/>
               </w:rPr>
             </w:r>
@@ -8132,6 +8445,7 @@
             <w:r>
               <w:rPr>
                 <w:rFonts w:ascii="Microsoft YaHei" w:hAnsi="Microsoft YaHei" w:eastAsia="Microsoft YaHei"/>
+                <w:b w:val="0"/>
                 <w:sz w:val="18"/>
               </w:rPr>
             </w:r>
@@ -8161,6 +8475,7 @@
             <w:r>
               <w:rPr>
                 <w:rFonts w:ascii="Microsoft YaHei" w:hAnsi="Microsoft YaHei" w:eastAsia="Microsoft YaHei"/>
+                <w:b w:val="0"/>
                 <w:sz w:val="18"/>
               </w:rPr>
             </w:r>
@@ -8187,6 +8502,7 @@
             <w:r>
               <w:rPr>
                 <w:rFonts w:ascii="Microsoft YaHei" w:hAnsi="Microsoft YaHei" w:eastAsia="Microsoft YaHei"/>
+                <w:b w:val="0"/>
                 <w:sz w:val="18"/>
               </w:rPr>
             </w:r>
@@ -8213,6 +8529,7 @@
             <w:r>
               <w:rPr>
                 <w:rFonts w:ascii="Microsoft YaHei" w:hAnsi="Microsoft YaHei" w:eastAsia="Microsoft YaHei"/>
+                <w:b w:val="0"/>
                 <w:sz w:val="18"/>
               </w:rPr>
             </w:r>
@@ -8239,6 +8556,7 @@
             <w:r>
               <w:rPr>
                 <w:rFonts w:ascii="Microsoft YaHei" w:hAnsi="Microsoft YaHei" w:eastAsia="Microsoft YaHei"/>
+                <w:b w:val="0"/>
                 <w:sz w:val="18"/>
               </w:rPr>
             </w:r>
@@ -8265,6 +8583,7 @@
             <w:r>
               <w:rPr>
                 <w:rFonts w:ascii="Microsoft YaHei" w:hAnsi="Microsoft YaHei" w:eastAsia="Microsoft YaHei"/>
+                <w:b w:val="0"/>
                 <w:sz w:val="18"/>
               </w:rPr>
             </w:r>
@@ -8293,6 +8612,7 @@
             <w:r>
               <w:rPr>
                 <w:rFonts w:ascii="Microsoft YaHei" w:hAnsi="Microsoft YaHei" w:eastAsia="Microsoft YaHei"/>
+                <w:b w:val="0"/>
                 <w:sz w:val="18"/>
               </w:rPr>
             </w:r>
@@ -8319,6 +8639,7 @@
             <w:r>
               <w:rPr>
                 <w:rFonts w:ascii="Microsoft YaHei" w:hAnsi="Microsoft YaHei" w:eastAsia="Microsoft YaHei"/>
+                <w:b w:val="0"/>
                 <w:sz w:val="18"/>
               </w:rPr>
             </w:r>
@@ -8345,6 +8666,7 @@
             <w:r>
               <w:rPr>
                 <w:rFonts w:ascii="Microsoft YaHei" w:hAnsi="Microsoft YaHei" w:eastAsia="Microsoft YaHei"/>
+                <w:b w:val="0"/>
                 <w:sz w:val="18"/>
               </w:rPr>
             </w:r>
@@ -8371,6 +8693,7 @@
             <w:r>
               <w:rPr>
                 <w:rFonts w:ascii="Microsoft YaHei" w:hAnsi="Microsoft YaHei" w:eastAsia="Microsoft YaHei"/>
+                <w:b w:val="0"/>
                 <w:sz w:val="18"/>
               </w:rPr>
             </w:r>
@@ -8397,6 +8720,7 @@
             <w:r>
               <w:rPr>
                 <w:rFonts w:ascii="Microsoft YaHei" w:hAnsi="Microsoft YaHei" w:eastAsia="Microsoft YaHei"/>
+                <w:b w:val="0"/>
                 <w:sz w:val="18"/>
               </w:rPr>
             </w:r>
@@ -8425,6 +8749,7 @@
             <w:r>
               <w:rPr>
                 <w:rFonts w:ascii="Microsoft YaHei" w:hAnsi="Microsoft YaHei" w:eastAsia="Microsoft YaHei"/>
+                <w:b w:val="0"/>
                 <w:sz w:val="18"/>
               </w:rPr>
             </w:r>
@@ -8451,6 +8776,7 @@
             <w:r>
               <w:rPr>
                 <w:rFonts w:ascii="Microsoft YaHei" w:hAnsi="Microsoft YaHei" w:eastAsia="Microsoft YaHei"/>
+                <w:b w:val="0"/>
                 <w:sz w:val="18"/>
               </w:rPr>
             </w:r>
@@ -8477,6 +8803,7 @@
             <w:r>
               <w:rPr>
                 <w:rFonts w:ascii="Microsoft YaHei" w:hAnsi="Microsoft YaHei" w:eastAsia="Microsoft YaHei"/>
+                <w:b w:val="0"/>
                 <w:sz w:val="18"/>
               </w:rPr>
             </w:r>
@@ -8503,6 +8830,7 @@
             <w:r>
               <w:rPr>
                 <w:rFonts w:ascii="Microsoft YaHei" w:hAnsi="Microsoft YaHei" w:eastAsia="Microsoft YaHei"/>
+                <w:b w:val="0"/>
                 <w:sz w:val="18"/>
               </w:rPr>
             </w:r>
@@ -8529,6 +8857,7 @@
             <w:r>
               <w:rPr>
                 <w:rFonts w:ascii="Microsoft YaHei" w:hAnsi="Microsoft YaHei" w:eastAsia="Microsoft YaHei"/>
+                <w:b w:val="0"/>
                 <w:sz w:val="18"/>
               </w:rPr>
             </w:r>
@@ -8557,6 +8886,7 @@
             <w:r>
               <w:rPr>
                 <w:rFonts w:ascii="Microsoft YaHei" w:hAnsi="Microsoft YaHei" w:eastAsia="Microsoft YaHei"/>
+                <w:b w:val="0"/>
                 <w:sz w:val="18"/>
               </w:rPr>
             </w:r>
@@ -8583,6 +8913,7 @@
             <w:r>
               <w:rPr>
                 <w:rFonts w:ascii="Microsoft YaHei" w:hAnsi="Microsoft YaHei" w:eastAsia="Microsoft YaHei"/>
+                <w:b w:val="0"/>
                 <w:sz w:val="18"/>
               </w:rPr>
             </w:r>
@@ -8609,6 +8940,7 @@
             <w:r>
               <w:rPr>
                 <w:rFonts w:ascii="Microsoft YaHei" w:hAnsi="Microsoft YaHei" w:eastAsia="Microsoft YaHei"/>
+                <w:b w:val="0"/>
                 <w:sz w:val="18"/>
               </w:rPr>
             </w:r>
@@ -8635,6 +8967,7 @@
             <w:r>
               <w:rPr>
                 <w:rFonts w:ascii="Microsoft YaHei" w:hAnsi="Microsoft YaHei" w:eastAsia="Microsoft YaHei"/>
+                <w:b w:val="0"/>
                 <w:sz w:val="18"/>
               </w:rPr>
             </w:r>
@@ -8661,6 +8994,7 @@
             <w:r>
               <w:rPr>
                 <w:rFonts w:ascii="Microsoft YaHei" w:hAnsi="Microsoft YaHei" w:eastAsia="Microsoft YaHei"/>
+                <w:b w:val="0"/>
                 <w:sz w:val="18"/>
               </w:rPr>
             </w:r>
@@ -8689,6 +9023,7 @@
             <w:r>
               <w:rPr>
                 <w:rFonts w:ascii="Microsoft YaHei" w:hAnsi="Microsoft YaHei" w:eastAsia="Microsoft YaHei"/>
+                <w:b w:val="0"/>
                 <w:sz w:val="18"/>
               </w:rPr>
             </w:r>
@@ -8715,6 +9050,7 @@
             <w:r>
               <w:rPr>
                 <w:rFonts w:ascii="Microsoft YaHei" w:hAnsi="Microsoft YaHei" w:eastAsia="Microsoft YaHei"/>
+                <w:b w:val="0"/>
                 <w:sz w:val="18"/>
               </w:rPr>
             </w:r>
@@ -8741,6 +9077,7 @@
             <w:r>
               <w:rPr>
                 <w:rFonts w:ascii="Microsoft YaHei" w:hAnsi="Microsoft YaHei" w:eastAsia="Microsoft YaHei"/>
+                <w:b w:val="0"/>
                 <w:sz w:val="18"/>
               </w:rPr>
             </w:r>
@@ -8767,6 +9104,7 @@
             <w:r>
               <w:rPr>
                 <w:rFonts w:ascii="Microsoft YaHei" w:hAnsi="Microsoft YaHei" w:eastAsia="Microsoft YaHei"/>
+                <w:b w:val="0"/>
                 <w:sz w:val="18"/>
               </w:rPr>
             </w:r>
@@ -8793,6 +9131,7 @@
             <w:r>
               <w:rPr>
                 <w:rFonts w:ascii="Microsoft YaHei" w:hAnsi="Microsoft YaHei" w:eastAsia="Microsoft YaHei"/>
+                <w:b w:val="0"/>
                 <w:sz w:val="18"/>
               </w:rPr>
             </w:r>
@@ -8821,6 +9160,7 @@
             <w:r>
               <w:rPr>
                 <w:rFonts w:ascii="Microsoft YaHei" w:hAnsi="Microsoft YaHei" w:eastAsia="Microsoft YaHei"/>
+                <w:b w:val="0"/>
                 <w:sz w:val="18"/>
               </w:rPr>
             </w:r>
@@ -8847,6 +9187,7 @@
             <w:r>
               <w:rPr>
                 <w:rFonts w:ascii="Microsoft YaHei" w:hAnsi="Microsoft YaHei" w:eastAsia="Microsoft YaHei"/>
+                <w:b w:val="0"/>
                 <w:sz w:val="18"/>
               </w:rPr>
             </w:r>
@@ -8873,6 +9214,7 @@
             <w:r>
               <w:rPr>
                 <w:rFonts w:ascii="Microsoft YaHei" w:hAnsi="Microsoft YaHei" w:eastAsia="Microsoft YaHei"/>
+                <w:b w:val="0"/>
                 <w:sz w:val="18"/>
               </w:rPr>
             </w:r>
@@ -8899,6 +9241,7 @@
             <w:r>
               <w:rPr>
                 <w:rFonts w:ascii="Microsoft YaHei" w:hAnsi="Microsoft YaHei" w:eastAsia="Microsoft YaHei"/>
+                <w:b w:val="0"/>
                 <w:sz w:val="18"/>
               </w:rPr>
             </w:r>
@@ -8925,6 +9268,7 @@
             <w:r>
               <w:rPr>
                 <w:rFonts w:ascii="Microsoft YaHei" w:hAnsi="Microsoft YaHei" w:eastAsia="Microsoft YaHei"/>
+                <w:b w:val="0"/>
                 <w:sz w:val="18"/>
               </w:rPr>
             </w:r>
@@ -8978,6 +9322,9 @@
         <w:gridCol w:w="1949"/>
       </w:tblGrid>
       <w:tr>
+        <w:trPr>
+          <w:tblHeader w:val="true"/>
+        </w:trPr>
         <w:tc>
           <w:tcPr>
             <w:tcW w:type="dxa" w:w="1949"/>
@@ -8992,6 +9339,7 @@
             <w:r>
               <w:rPr>
                 <w:rFonts w:ascii="Microsoft YaHei" w:hAnsi="Microsoft YaHei" w:eastAsia="Microsoft YaHei"/>
+                <w:b w:val="0"/>
                 <w:sz w:val="18"/>
               </w:rPr>
             </w:r>
@@ -9020,6 +9368,7 @@
             <w:r>
               <w:rPr>
                 <w:rFonts w:ascii="Microsoft YaHei" w:hAnsi="Microsoft YaHei" w:eastAsia="Microsoft YaHei"/>
+                <w:b w:val="0"/>
                 <w:sz w:val="18"/>
               </w:rPr>
             </w:r>
@@ -9048,6 +9397,7 @@
             <w:r>
               <w:rPr>
                 <w:rFonts w:ascii="Microsoft YaHei" w:hAnsi="Microsoft YaHei" w:eastAsia="Microsoft YaHei"/>
+                <w:b w:val="0"/>
                 <w:sz w:val="18"/>
               </w:rPr>
             </w:r>
@@ -9076,6 +9426,7 @@
             <w:r>
               <w:rPr>
                 <w:rFonts w:ascii="Microsoft YaHei" w:hAnsi="Microsoft YaHei" w:eastAsia="Microsoft YaHei"/>
+                <w:b w:val="0"/>
                 <w:sz w:val="18"/>
               </w:rPr>
             </w:r>
@@ -9104,6 +9455,7 @@
             <w:r>
               <w:rPr>
                 <w:rFonts w:ascii="Microsoft YaHei" w:hAnsi="Microsoft YaHei" w:eastAsia="Microsoft YaHei"/>
+                <w:b w:val="0"/>
                 <w:sz w:val="18"/>
               </w:rPr>
             </w:r>
@@ -9133,6 +9485,7 @@
             <w:r>
               <w:rPr>
                 <w:rFonts w:ascii="Microsoft YaHei" w:hAnsi="Microsoft YaHei" w:eastAsia="Microsoft YaHei"/>
+                <w:b w:val="0"/>
                 <w:sz w:val="18"/>
               </w:rPr>
             </w:r>
@@ -9159,6 +9512,7 @@
             <w:r>
               <w:rPr>
                 <w:rFonts w:ascii="Microsoft YaHei" w:hAnsi="Microsoft YaHei" w:eastAsia="Microsoft YaHei"/>
+                <w:b w:val="0"/>
                 <w:sz w:val="18"/>
               </w:rPr>
             </w:r>
@@ -9185,6 +9539,7 @@
             <w:r>
               <w:rPr>
                 <w:rFonts w:ascii="Microsoft YaHei" w:hAnsi="Microsoft YaHei" w:eastAsia="Microsoft YaHei"/>
+                <w:b w:val="0"/>
                 <w:sz w:val="18"/>
               </w:rPr>
             </w:r>
@@ -9211,6 +9566,7 @@
             <w:r>
               <w:rPr>
                 <w:rFonts w:ascii="Microsoft YaHei" w:hAnsi="Microsoft YaHei" w:eastAsia="Microsoft YaHei"/>
+                <w:b w:val="0"/>
                 <w:sz w:val="18"/>
               </w:rPr>
             </w:r>
@@ -9237,6 +9593,7 @@
             <w:r>
               <w:rPr>
                 <w:rFonts w:ascii="Microsoft YaHei" w:hAnsi="Microsoft YaHei" w:eastAsia="Microsoft YaHei"/>
+                <w:b w:val="0"/>
                 <w:sz w:val="18"/>
               </w:rPr>
             </w:r>
@@ -9265,6 +9622,7 @@
             <w:r>
               <w:rPr>
                 <w:rFonts w:ascii="Microsoft YaHei" w:hAnsi="Microsoft YaHei" w:eastAsia="Microsoft YaHei"/>
+                <w:b w:val="0"/>
                 <w:sz w:val="18"/>
               </w:rPr>
             </w:r>
@@ -9291,6 +9649,7 @@
             <w:r>
               <w:rPr>
                 <w:rFonts w:ascii="Microsoft YaHei" w:hAnsi="Microsoft YaHei" w:eastAsia="Microsoft YaHei"/>
+                <w:b w:val="0"/>
                 <w:sz w:val="18"/>
               </w:rPr>
             </w:r>
@@ -9317,6 +9676,7 @@
             <w:r>
               <w:rPr>
                 <w:rFonts w:ascii="Microsoft YaHei" w:hAnsi="Microsoft YaHei" w:eastAsia="Microsoft YaHei"/>
+                <w:b w:val="0"/>
                 <w:sz w:val="18"/>
               </w:rPr>
             </w:r>
@@ -9343,6 +9703,7 @@
             <w:r>
               <w:rPr>
                 <w:rFonts w:ascii="Microsoft YaHei" w:hAnsi="Microsoft YaHei" w:eastAsia="Microsoft YaHei"/>
+                <w:b w:val="0"/>
                 <w:sz w:val="18"/>
               </w:rPr>
             </w:r>
@@ -9369,6 +9730,7 @@
             <w:r>
               <w:rPr>
                 <w:rFonts w:ascii="Microsoft YaHei" w:hAnsi="Microsoft YaHei" w:eastAsia="Microsoft YaHei"/>
+                <w:b w:val="0"/>
                 <w:sz w:val="18"/>
               </w:rPr>
             </w:r>
@@ -9397,6 +9759,7 @@
             <w:r>
               <w:rPr>
                 <w:rFonts w:ascii="Microsoft YaHei" w:hAnsi="Microsoft YaHei" w:eastAsia="Microsoft YaHei"/>
+                <w:b w:val="0"/>
                 <w:sz w:val="18"/>
               </w:rPr>
             </w:r>
@@ -9423,6 +9786,7 @@
             <w:r>
               <w:rPr>
                 <w:rFonts w:ascii="Microsoft YaHei" w:hAnsi="Microsoft YaHei" w:eastAsia="Microsoft YaHei"/>
+                <w:b w:val="0"/>
                 <w:sz w:val="18"/>
               </w:rPr>
             </w:r>
@@ -9449,6 +9813,7 @@
             <w:r>
               <w:rPr>
                 <w:rFonts w:ascii="Microsoft YaHei" w:hAnsi="Microsoft YaHei" w:eastAsia="Microsoft YaHei"/>
+                <w:b w:val="0"/>
                 <w:sz w:val="18"/>
               </w:rPr>
             </w:r>
@@ -9475,6 +9840,7 @@
             <w:r>
               <w:rPr>
                 <w:rFonts w:ascii="Microsoft YaHei" w:hAnsi="Microsoft YaHei" w:eastAsia="Microsoft YaHei"/>
+                <w:b w:val="0"/>
                 <w:sz w:val="18"/>
               </w:rPr>
             </w:r>
@@ -9501,6 +9867,7 @@
             <w:r>
               <w:rPr>
                 <w:rFonts w:ascii="Microsoft YaHei" w:hAnsi="Microsoft YaHei" w:eastAsia="Microsoft YaHei"/>
+                <w:b w:val="0"/>
                 <w:sz w:val="18"/>
               </w:rPr>
             </w:r>
@@ -9529,6 +9896,7 @@
             <w:r>
               <w:rPr>
                 <w:rFonts w:ascii="Microsoft YaHei" w:hAnsi="Microsoft YaHei" w:eastAsia="Microsoft YaHei"/>
+                <w:b w:val="0"/>
                 <w:sz w:val="18"/>
               </w:rPr>
             </w:r>
@@ -9555,6 +9923,7 @@
             <w:r>
               <w:rPr>
                 <w:rFonts w:ascii="Microsoft YaHei" w:hAnsi="Microsoft YaHei" w:eastAsia="Microsoft YaHei"/>
+                <w:b w:val="0"/>
                 <w:sz w:val="18"/>
               </w:rPr>
             </w:r>
@@ -9581,6 +9950,7 @@
             <w:r>
               <w:rPr>
                 <w:rFonts w:ascii="Microsoft YaHei" w:hAnsi="Microsoft YaHei" w:eastAsia="Microsoft YaHei"/>
+                <w:b w:val="0"/>
                 <w:sz w:val="18"/>
               </w:rPr>
             </w:r>
@@ -9607,6 +9977,7 @@
             <w:r>
               <w:rPr>
                 <w:rFonts w:ascii="Microsoft YaHei" w:hAnsi="Microsoft YaHei" w:eastAsia="Microsoft YaHei"/>
+                <w:b w:val="0"/>
                 <w:sz w:val="18"/>
               </w:rPr>
             </w:r>
@@ -9633,6 +10004,7 @@
             <w:r>
               <w:rPr>
                 <w:rFonts w:ascii="Microsoft YaHei" w:hAnsi="Microsoft YaHei" w:eastAsia="Microsoft YaHei"/>
+                <w:b w:val="0"/>
                 <w:sz w:val="18"/>
               </w:rPr>
             </w:r>
@@ -9661,6 +10033,7 @@
             <w:r>
               <w:rPr>
                 <w:rFonts w:ascii="Microsoft YaHei" w:hAnsi="Microsoft YaHei" w:eastAsia="Microsoft YaHei"/>
+                <w:b w:val="0"/>
                 <w:sz w:val="18"/>
               </w:rPr>
             </w:r>
@@ -9687,6 +10060,7 @@
             <w:r>
               <w:rPr>
                 <w:rFonts w:ascii="Microsoft YaHei" w:hAnsi="Microsoft YaHei" w:eastAsia="Microsoft YaHei"/>
+                <w:b w:val="0"/>
                 <w:sz w:val="18"/>
               </w:rPr>
             </w:r>
@@ -9713,6 +10087,7 @@
             <w:r>
               <w:rPr>
                 <w:rFonts w:ascii="Microsoft YaHei" w:hAnsi="Microsoft YaHei" w:eastAsia="Microsoft YaHei"/>
+                <w:b w:val="0"/>
                 <w:sz w:val="18"/>
               </w:rPr>
             </w:r>
@@ -9739,6 +10114,7 @@
             <w:r>
               <w:rPr>
                 <w:rFonts w:ascii="Microsoft YaHei" w:hAnsi="Microsoft YaHei" w:eastAsia="Microsoft YaHei"/>
+                <w:b w:val="0"/>
                 <w:sz w:val="18"/>
               </w:rPr>
             </w:r>
@@ -9765,6 +10141,7 @@
             <w:r>
               <w:rPr>
                 <w:rFonts w:ascii="Microsoft YaHei" w:hAnsi="Microsoft YaHei" w:eastAsia="Microsoft YaHei"/>
+                <w:b w:val="0"/>
                 <w:sz w:val="18"/>
               </w:rPr>
             </w:r>
@@ -9793,6 +10170,7 @@
             <w:r>
               <w:rPr>
                 <w:rFonts w:ascii="Microsoft YaHei" w:hAnsi="Microsoft YaHei" w:eastAsia="Microsoft YaHei"/>
+                <w:b w:val="0"/>
                 <w:sz w:val="18"/>
               </w:rPr>
             </w:r>
@@ -9819,6 +10197,7 @@
             <w:r>
               <w:rPr>
                 <w:rFonts w:ascii="Microsoft YaHei" w:hAnsi="Microsoft YaHei" w:eastAsia="Microsoft YaHei"/>
+                <w:b w:val="0"/>
                 <w:sz w:val="18"/>
               </w:rPr>
             </w:r>
@@ -9845,6 +10224,7 @@
             <w:r>
               <w:rPr>
                 <w:rFonts w:ascii="Microsoft YaHei" w:hAnsi="Microsoft YaHei" w:eastAsia="Microsoft YaHei"/>
+                <w:b w:val="0"/>
                 <w:sz w:val="18"/>
               </w:rPr>
             </w:r>
@@ -9871,6 +10251,7 @@
             <w:r>
               <w:rPr>
                 <w:rFonts w:ascii="Microsoft YaHei" w:hAnsi="Microsoft YaHei" w:eastAsia="Microsoft YaHei"/>
+                <w:b w:val="0"/>
                 <w:sz w:val="18"/>
               </w:rPr>
             </w:r>
@@ -9897,6 +10278,7 @@
             <w:r>
               <w:rPr>
                 <w:rFonts w:ascii="Microsoft YaHei" w:hAnsi="Microsoft YaHei" w:eastAsia="Microsoft YaHei"/>
+                <w:b w:val="0"/>
                 <w:sz w:val="18"/>
               </w:rPr>
             </w:r>
@@ -9951,6 +10333,9 @@
         <w:gridCol w:w="1624"/>
       </w:tblGrid>
       <w:tr>
+        <w:trPr>
+          <w:tblHeader w:val="true"/>
+        </w:trPr>
         <w:tc>
           <w:tcPr>
             <w:tcW w:type="dxa" w:w="1624"/>
@@ -9965,6 +10350,7 @@
             <w:r>
               <w:rPr>
                 <w:rFonts w:ascii="Microsoft YaHei" w:hAnsi="Microsoft YaHei" w:eastAsia="Microsoft YaHei"/>
+                <w:b w:val="0"/>
                 <w:sz w:val="18"/>
               </w:rPr>
             </w:r>
@@ -9993,6 +10379,7 @@
             <w:r>
               <w:rPr>
                 <w:rFonts w:ascii="Microsoft YaHei" w:hAnsi="Microsoft YaHei" w:eastAsia="Microsoft YaHei"/>
+                <w:b w:val="0"/>
                 <w:sz w:val="18"/>
               </w:rPr>
             </w:r>
@@ -10021,6 +10408,7 @@
             <w:r>
               <w:rPr>
                 <w:rFonts w:ascii="Microsoft YaHei" w:hAnsi="Microsoft YaHei" w:eastAsia="Microsoft YaHei"/>
+                <w:b w:val="0"/>
                 <w:sz w:val="18"/>
               </w:rPr>
             </w:r>
@@ -10049,6 +10437,7 @@
             <w:r>
               <w:rPr>
                 <w:rFonts w:ascii="Microsoft YaHei" w:hAnsi="Microsoft YaHei" w:eastAsia="Microsoft YaHei"/>
+                <w:b w:val="0"/>
                 <w:sz w:val="18"/>
               </w:rPr>
             </w:r>
@@ -10077,6 +10466,7 @@
             <w:r>
               <w:rPr>
                 <w:rFonts w:ascii="Microsoft YaHei" w:hAnsi="Microsoft YaHei" w:eastAsia="Microsoft YaHei"/>
+                <w:b w:val="0"/>
                 <w:sz w:val="18"/>
               </w:rPr>
             </w:r>
@@ -10105,6 +10495,7 @@
             <w:r>
               <w:rPr>
                 <w:rFonts w:ascii="Microsoft YaHei" w:hAnsi="Microsoft YaHei" w:eastAsia="Microsoft YaHei"/>
+                <w:b w:val="0"/>
                 <w:sz w:val="18"/>
               </w:rPr>
             </w:r>
@@ -10134,6 +10525,7 @@
             <w:r>
               <w:rPr>
                 <w:rFonts w:ascii="Microsoft YaHei" w:hAnsi="Microsoft YaHei" w:eastAsia="Microsoft YaHei"/>
+                <w:b w:val="0"/>
                 <w:sz w:val="18"/>
               </w:rPr>
             </w:r>
@@ -10160,6 +10552,7 @@
             <w:r>
               <w:rPr>
                 <w:rFonts w:ascii="Microsoft YaHei" w:hAnsi="Microsoft YaHei" w:eastAsia="Microsoft YaHei"/>
+                <w:b w:val="0"/>
                 <w:sz w:val="18"/>
               </w:rPr>
             </w:r>
@@ -10186,6 +10579,7 @@
             <w:r>
               <w:rPr>
                 <w:rFonts w:ascii="Microsoft YaHei" w:hAnsi="Microsoft YaHei" w:eastAsia="Microsoft YaHei"/>
+                <w:b w:val="0"/>
                 <w:sz w:val="18"/>
               </w:rPr>
             </w:r>
@@ -10212,6 +10606,7 @@
             <w:r>
               <w:rPr>
                 <w:rFonts w:ascii="Microsoft YaHei" w:hAnsi="Microsoft YaHei" w:eastAsia="Microsoft YaHei"/>
+                <w:b w:val="0"/>
                 <w:sz w:val="18"/>
               </w:rPr>
             </w:r>
@@ -10238,6 +10633,7 @@
             <w:r>
               <w:rPr>
                 <w:rFonts w:ascii="Microsoft YaHei" w:hAnsi="Microsoft YaHei" w:eastAsia="Microsoft YaHei"/>
+                <w:b w:val="0"/>
                 <w:sz w:val="18"/>
               </w:rPr>
             </w:r>
@@ -10264,6 +10660,7 @@
             <w:r>
               <w:rPr>
                 <w:rFonts w:ascii="Microsoft YaHei" w:hAnsi="Microsoft YaHei" w:eastAsia="Microsoft YaHei"/>
+                <w:b w:val="0"/>
                 <w:sz w:val="18"/>
               </w:rPr>
             </w:r>
@@ -10292,6 +10689,7 @@
             <w:r>
               <w:rPr>
                 <w:rFonts w:ascii="Microsoft YaHei" w:hAnsi="Microsoft YaHei" w:eastAsia="Microsoft YaHei"/>
+                <w:b w:val="0"/>
                 <w:sz w:val="18"/>
               </w:rPr>
             </w:r>
@@ -10318,6 +10716,7 @@
             <w:r>
               <w:rPr>
                 <w:rFonts w:ascii="Microsoft YaHei" w:hAnsi="Microsoft YaHei" w:eastAsia="Microsoft YaHei"/>
+                <w:b w:val="0"/>
                 <w:sz w:val="18"/>
               </w:rPr>
             </w:r>
@@ -10344,6 +10743,7 @@
             <w:r>
               <w:rPr>
                 <w:rFonts w:ascii="Microsoft YaHei" w:hAnsi="Microsoft YaHei" w:eastAsia="Microsoft YaHei"/>
+                <w:b w:val="0"/>
                 <w:sz w:val="18"/>
               </w:rPr>
             </w:r>
@@ -10370,6 +10770,7 @@
             <w:r>
               <w:rPr>
                 <w:rFonts w:ascii="Microsoft YaHei" w:hAnsi="Microsoft YaHei" w:eastAsia="Microsoft YaHei"/>
+                <w:b w:val="0"/>
                 <w:sz w:val="18"/>
               </w:rPr>
             </w:r>
@@ -10396,6 +10797,7 @@
             <w:r>
               <w:rPr>
                 <w:rFonts w:ascii="Microsoft YaHei" w:hAnsi="Microsoft YaHei" w:eastAsia="Microsoft YaHei"/>
+                <w:b w:val="0"/>
                 <w:sz w:val="18"/>
               </w:rPr>
             </w:r>
@@ -10422,6 +10824,7 @@
             <w:r>
               <w:rPr>
                 <w:rFonts w:ascii="Microsoft YaHei" w:hAnsi="Microsoft YaHei" w:eastAsia="Microsoft YaHei"/>
+                <w:b w:val="0"/>
                 <w:sz w:val="18"/>
               </w:rPr>
             </w:r>
@@ -10450,6 +10853,7 @@
             <w:r>
               <w:rPr>
                 <w:rFonts w:ascii="Microsoft YaHei" w:hAnsi="Microsoft YaHei" w:eastAsia="Microsoft YaHei"/>
+                <w:b w:val="0"/>
                 <w:sz w:val="18"/>
               </w:rPr>
             </w:r>
@@ -10476,6 +10880,7 @@
             <w:r>
               <w:rPr>
                 <w:rFonts w:ascii="Microsoft YaHei" w:hAnsi="Microsoft YaHei" w:eastAsia="Microsoft YaHei"/>
+                <w:b w:val="0"/>
                 <w:sz w:val="18"/>
               </w:rPr>
             </w:r>
@@ -10502,6 +10907,7 @@
             <w:r>
               <w:rPr>
                 <w:rFonts w:ascii="Microsoft YaHei" w:hAnsi="Microsoft YaHei" w:eastAsia="Microsoft YaHei"/>
+                <w:b w:val="0"/>
                 <w:sz w:val="18"/>
               </w:rPr>
             </w:r>
@@ -10528,6 +10934,7 @@
             <w:r>
               <w:rPr>
                 <w:rFonts w:ascii="Microsoft YaHei" w:hAnsi="Microsoft YaHei" w:eastAsia="Microsoft YaHei"/>
+                <w:b w:val="0"/>
                 <w:sz w:val="18"/>
               </w:rPr>
             </w:r>
@@ -10554,6 +10961,7 @@
             <w:r>
               <w:rPr>
                 <w:rFonts w:ascii="Microsoft YaHei" w:hAnsi="Microsoft YaHei" w:eastAsia="Microsoft YaHei"/>
+                <w:b w:val="0"/>
                 <w:sz w:val="18"/>
               </w:rPr>
             </w:r>
@@ -10580,6 +10988,7 @@
             <w:r>
               <w:rPr>
                 <w:rFonts w:ascii="Microsoft YaHei" w:hAnsi="Microsoft YaHei" w:eastAsia="Microsoft YaHei"/>
+                <w:b w:val="0"/>
                 <w:sz w:val="18"/>
               </w:rPr>
             </w:r>
@@ -10608,6 +11017,7 @@
             <w:r>
               <w:rPr>
                 <w:rFonts w:ascii="Microsoft YaHei" w:hAnsi="Microsoft YaHei" w:eastAsia="Microsoft YaHei"/>
+                <w:b w:val="0"/>
                 <w:sz w:val="18"/>
               </w:rPr>
             </w:r>
@@ -10634,6 +11044,7 @@
             <w:r>
               <w:rPr>
                 <w:rFonts w:ascii="Microsoft YaHei" w:hAnsi="Microsoft YaHei" w:eastAsia="Microsoft YaHei"/>
+                <w:b w:val="0"/>
                 <w:sz w:val="18"/>
               </w:rPr>
             </w:r>
@@ -10660,6 +11071,7 @@
             <w:r>
               <w:rPr>
                 <w:rFonts w:ascii="Microsoft YaHei" w:hAnsi="Microsoft YaHei" w:eastAsia="Microsoft YaHei"/>
+                <w:b w:val="0"/>
                 <w:sz w:val="18"/>
               </w:rPr>
             </w:r>
@@ -10686,6 +11098,7 @@
             <w:r>
               <w:rPr>
                 <w:rFonts w:ascii="Microsoft YaHei" w:hAnsi="Microsoft YaHei" w:eastAsia="Microsoft YaHei"/>
+                <w:b w:val="0"/>
                 <w:sz w:val="18"/>
               </w:rPr>
             </w:r>
@@ -10712,6 +11125,7 @@
             <w:r>
               <w:rPr>
                 <w:rFonts w:ascii="Microsoft YaHei" w:hAnsi="Microsoft YaHei" w:eastAsia="Microsoft YaHei"/>
+                <w:b w:val="0"/>
                 <w:sz w:val="18"/>
               </w:rPr>
             </w:r>
@@ -10738,6 +11152,7 @@
             <w:r>
               <w:rPr>
                 <w:rFonts w:ascii="Microsoft YaHei" w:hAnsi="Microsoft YaHei" w:eastAsia="Microsoft YaHei"/>
+                <w:b w:val="0"/>
                 <w:sz w:val="18"/>
               </w:rPr>
             </w:r>
@@ -10766,6 +11181,7 @@
             <w:r>
               <w:rPr>
                 <w:rFonts w:ascii="Microsoft YaHei" w:hAnsi="Microsoft YaHei" w:eastAsia="Microsoft YaHei"/>
+                <w:b w:val="0"/>
                 <w:sz w:val="18"/>
               </w:rPr>
             </w:r>
@@ -10792,6 +11208,7 @@
             <w:r>
               <w:rPr>
                 <w:rFonts w:ascii="Microsoft YaHei" w:hAnsi="Microsoft YaHei" w:eastAsia="Microsoft YaHei"/>
+                <w:b w:val="0"/>
                 <w:sz w:val="18"/>
               </w:rPr>
             </w:r>
@@ -10818,6 +11235,7 @@
             <w:r>
               <w:rPr>
                 <w:rFonts w:ascii="Microsoft YaHei" w:hAnsi="Microsoft YaHei" w:eastAsia="Microsoft YaHei"/>
+                <w:b w:val="0"/>
                 <w:sz w:val="18"/>
               </w:rPr>
             </w:r>
@@ -10844,6 +11262,7 @@
             <w:r>
               <w:rPr>
                 <w:rFonts w:ascii="Microsoft YaHei" w:hAnsi="Microsoft YaHei" w:eastAsia="Microsoft YaHei"/>
+                <w:b w:val="0"/>
                 <w:sz w:val="18"/>
               </w:rPr>
             </w:r>
@@ -10870,6 +11289,7 @@
             <w:r>
               <w:rPr>
                 <w:rFonts w:ascii="Microsoft YaHei" w:hAnsi="Microsoft YaHei" w:eastAsia="Microsoft YaHei"/>
+                <w:b w:val="0"/>
                 <w:sz w:val="18"/>
               </w:rPr>
             </w:r>
@@ -10896,6 +11316,7 @@
             <w:r>
               <w:rPr>
                 <w:rFonts w:ascii="Microsoft YaHei" w:hAnsi="Microsoft YaHei" w:eastAsia="Microsoft YaHei"/>
+                <w:b w:val="0"/>
                 <w:sz w:val="18"/>
               </w:rPr>
             </w:r>
@@ -10924,6 +11345,7 @@
             <w:r>
               <w:rPr>
                 <w:rFonts w:ascii="Microsoft YaHei" w:hAnsi="Microsoft YaHei" w:eastAsia="Microsoft YaHei"/>
+                <w:b w:val="0"/>
                 <w:sz w:val="18"/>
               </w:rPr>
             </w:r>
@@ -10950,6 +11372,7 @@
             <w:r>
               <w:rPr>
                 <w:rFonts w:ascii="Microsoft YaHei" w:hAnsi="Microsoft YaHei" w:eastAsia="Microsoft YaHei"/>
+                <w:b w:val="0"/>
                 <w:sz w:val="18"/>
               </w:rPr>
             </w:r>
@@ -10976,6 +11399,7 @@
             <w:r>
               <w:rPr>
                 <w:rFonts w:ascii="Microsoft YaHei" w:hAnsi="Microsoft YaHei" w:eastAsia="Microsoft YaHei"/>
+                <w:b w:val="0"/>
                 <w:sz w:val="18"/>
               </w:rPr>
             </w:r>
@@ -11002,6 +11426,7 @@
             <w:r>
               <w:rPr>
                 <w:rFonts w:ascii="Microsoft YaHei" w:hAnsi="Microsoft YaHei" w:eastAsia="Microsoft YaHei"/>
+                <w:b w:val="0"/>
                 <w:sz w:val="18"/>
               </w:rPr>
             </w:r>
@@ -11028,6 +11453,7 @@
             <w:r>
               <w:rPr>
                 <w:rFonts w:ascii="Microsoft YaHei" w:hAnsi="Microsoft YaHei" w:eastAsia="Microsoft YaHei"/>
+                <w:b w:val="0"/>
                 <w:sz w:val="18"/>
               </w:rPr>
             </w:r>
@@ -11054,6 +11480,7 @@
             <w:r>
               <w:rPr>
                 <w:rFonts w:ascii="Microsoft YaHei" w:hAnsi="Microsoft YaHei" w:eastAsia="Microsoft YaHei"/>
+                <w:b w:val="0"/>
                 <w:sz w:val="18"/>
               </w:rPr>
             </w:r>
@@ -11064,6 +11491,514 @@
                 <w:sz w:val="18"/>
               </w:rPr>
               <w:t>保留 traceId。</w:t>
+            </w:r>
+          </w:p>
+        </w:tc>
+      </w:tr>
+    </w:tbl>
+    <w:p>
+      <w:pPr>
+        <w:spacing w:line="269" w:lineRule="auto" w:after="60"/>
+      </w:pPr>
+    </w:p>
+    <w:p>
+      <w:pPr>
+        <w:spacing w:line="269" w:lineRule="auto" w:after="60" w:before="200"/>
+      </w:pPr>
+      <w:r>
+        <w:rPr>
+          <w:rFonts w:ascii="Microsoft YaHei" w:hAnsi="Microsoft YaHei" w:eastAsia="Microsoft YaHei"/>
+          <w:b w:val="0"/>
+          <w:sz w:val="21"/>
+        </w:rPr>
+      </w:r>
+      <w:r>
+        <w:rPr>
+          <w:rFonts w:ascii="Microsoft YaHei" w:hAnsi="Microsoft YaHei" w:eastAsia="Microsoft YaHei"/>
+          <w:b/>
+          <w:color w:val="007046"/>
+          <w:sz w:val="27"/>
+        </w:rPr>
+        <w:t>6  数据治理与一致性补充说明</w:t>
+      </w:r>
+    </w:p>
+    <w:p>
+      <w:pPr>
+        <w:spacing w:line="269" w:lineRule="auto" w:after="60"/>
+      </w:pPr>
+      <w:r>
+        <w:rPr>
+          <w:rFonts w:ascii="Microsoft YaHei" w:hAnsi="Microsoft YaHei" w:eastAsia="Microsoft YaHei"/>
+          <w:b w:val="0"/>
+          <w:sz w:val="21"/>
+        </w:rPr>
+      </w:r>
+      <w:r>
+        <w:rPr>
+          <w:rFonts w:ascii="Microsoft YaHei" w:hAnsi="Microsoft YaHei" w:eastAsia="Microsoft YaHei"/>
+          <w:b w:val="0"/>
+          <w:sz w:val="21"/>
+        </w:rPr>
+        <w:t>本数据模型没有把所有表放进一个共享数据库视角中，而是按预约、会员、门店三个上下文组织。这样做是为了让每个上下文拥有自己的事实源：预约上下文负责预约状态和押金状态，会员上下文负责身份、积分和授权，门店上下文负责门店资源和猫咪档案。</w:t>
+      </w:r>
+    </w:p>
+    <w:p>
+      <w:pPr>
+        <w:spacing w:line="269" w:lineRule="auto" w:after="60"/>
+      </w:pPr>
+      <w:r>
+        <w:rPr>
+          <w:rFonts w:ascii="Microsoft YaHei" w:hAnsi="Microsoft YaHei" w:eastAsia="Microsoft YaHei"/>
+          <w:b w:val="0"/>
+          <w:sz w:val="21"/>
+        </w:rPr>
+      </w:r>
+      <w:r>
+        <w:rPr>
+          <w:rFonts w:ascii="Microsoft YaHei" w:hAnsi="Microsoft YaHei" w:eastAsia="Microsoft YaHei"/>
+          <w:b w:val="0"/>
+          <w:sz w:val="21"/>
+        </w:rPr>
+        <w:t>跨上下文关联只保留必要的标识字段，不直接共享对方业务表。例如预约记录保存 member_id 和 store_id，但会员等级、门店营业规则等详情通过 API 或事件读取，避免数据模型反向破坏服务边界。</w:t>
+      </w:r>
+    </w:p>
+    <w:p>
+      <w:pPr>
+        <w:spacing w:line="269" w:lineRule="auto" w:after="60"/>
+      </w:pPr>
+      <w:r>
+        <w:rPr>
+          <w:rFonts w:ascii="Microsoft YaHei" w:hAnsi="Microsoft YaHei" w:eastAsia="Microsoft YaHei"/>
+          <w:b w:val="0"/>
+          <w:sz w:val="21"/>
+        </w:rPr>
+      </w:r>
+      <w:r>
+        <w:rPr>
+          <w:rFonts w:ascii="Microsoft YaHei" w:hAnsi="Microsoft YaHei" w:eastAsia="Microsoft YaHei"/>
+          <w:b w:val="0"/>
+          <w:sz w:val="21"/>
+        </w:rPr>
+        <w:t>字段级说明补充了隐私和合规视角：手机号、授权记录、删除/导出请求、跨区域同步字段需要单独标注，并在 OpenAPI 响应中默认脱敏。这些约束与 ADR-0006、ADR-0007 保持一致。</w:t>
+      </w:r>
+    </w:p>
+    <w:tbl>
+      <w:tblPr>
+        <w:tblStyle w:val="TableGrid"/>
+        <w:tblW w:type="auto" w:w="0"/>
+        <w:jc w:val="center"/>
+        <w:tblLook w:firstColumn="1" w:firstRow="1" w:lastColumn="0" w:lastRow="0" w:noHBand="0" w:noVBand="1" w:val="04A0"/>
+      </w:tblPr>
+      <w:tblGrid>
+        <w:gridCol w:w="3249"/>
+        <w:gridCol w:w="3249"/>
+        <w:gridCol w:w="3249"/>
+      </w:tblGrid>
+      <w:tr>
+        <w:trPr>
+          <w:tblHeader w:val="true"/>
+        </w:trPr>
+        <w:tc>
+          <w:tcPr>
+            <w:tcW w:type="dxa" w:w="3249"/>
+            <w:vAlign w:val="center"/>
+            <w:shd w:fill="EAF6EF"/>
+          </w:tcPr>
+          <w:p>
+            <w:pPr>
+              <w:spacing w:line="259" w:lineRule="auto" w:after="20"/>
+            </w:pPr>
+            <w:r>
+              <w:rPr>
+                <w:rFonts w:ascii="Microsoft YaHei" w:hAnsi="Microsoft YaHei" w:eastAsia="Microsoft YaHei"/>
+                <w:b w:val="0"/>
+                <w:sz w:val="19"/>
+              </w:rPr>
+            </w:r>
+            <w:r>
+              <w:rPr>
+                <w:rFonts w:ascii="Microsoft YaHei" w:hAnsi="Microsoft YaHei" w:eastAsia="Microsoft YaHei"/>
+                <w:b/>
+                <w:color w:val="007046"/>
+                <w:sz w:val="19"/>
+              </w:rPr>
+              <w:t>治理主题</w:t>
+            </w:r>
+          </w:p>
+        </w:tc>
+        <w:tc>
+          <w:tcPr>
+            <w:tcW w:type="dxa" w:w="3249"/>
+            <w:vAlign w:val="center"/>
+            <w:shd w:fill="EAF6EF"/>
+          </w:tcPr>
+          <w:p>
+            <w:pPr>
+              <w:spacing w:line="259" w:lineRule="auto" w:after="20"/>
+            </w:pPr>
+            <w:r>
+              <w:rPr>
+                <w:rFonts w:ascii="Microsoft YaHei" w:hAnsi="Microsoft YaHei" w:eastAsia="Microsoft YaHei"/>
+                <w:b w:val="0"/>
+                <w:sz w:val="19"/>
+              </w:rPr>
+            </w:r>
+            <w:r>
+              <w:rPr>
+                <w:rFonts w:ascii="Microsoft YaHei" w:hAnsi="Microsoft YaHei" w:eastAsia="Microsoft YaHei"/>
+                <w:b/>
+                <w:color w:val="007046"/>
+                <w:sz w:val="19"/>
+              </w:rPr>
+              <w:t>说明</w:t>
+            </w:r>
+          </w:p>
+        </w:tc>
+        <w:tc>
+          <w:tcPr>
+            <w:tcW w:type="dxa" w:w="3249"/>
+            <w:vAlign w:val="center"/>
+            <w:shd w:fill="EAF6EF"/>
+          </w:tcPr>
+          <w:p>
+            <w:pPr>
+              <w:spacing w:line="259" w:lineRule="auto" w:after="20"/>
+            </w:pPr>
+            <w:r>
+              <w:rPr>
+                <w:rFonts w:ascii="Microsoft YaHei" w:hAnsi="Microsoft YaHei" w:eastAsia="Microsoft YaHei"/>
+                <w:b w:val="0"/>
+                <w:sz w:val="19"/>
+              </w:rPr>
+            </w:r>
+            <w:r>
+              <w:rPr>
+                <w:rFonts w:ascii="Microsoft YaHei" w:hAnsi="Microsoft YaHei" w:eastAsia="Microsoft YaHei"/>
+                <w:b/>
+                <w:color w:val="007046"/>
+                <w:sz w:val="19"/>
+              </w:rPr>
+              <w:t>落地检查</w:t>
+            </w:r>
+          </w:p>
+        </w:tc>
+      </w:tr>
+      <w:tr>
+        <w:tc>
+          <w:tcPr>
+            <w:tcW w:type="dxa" w:w="3249"/>
+            <w:vAlign w:val="center"/>
+          </w:tcPr>
+          <w:p>
+            <w:pPr>
+              <w:spacing w:line="259" w:lineRule="auto" w:after="20"/>
+            </w:pPr>
+            <w:r>
+              <w:rPr>
+                <w:rFonts w:ascii="Microsoft YaHei" w:hAnsi="Microsoft YaHei" w:eastAsia="Microsoft YaHei"/>
+                <w:b w:val="0"/>
+                <w:sz w:val="19"/>
+              </w:rPr>
+            </w:r>
+            <w:r>
+              <w:rPr>
+                <w:rFonts w:ascii="Microsoft YaHei" w:hAnsi="Microsoft YaHei" w:eastAsia="Microsoft YaHei"/>
+                <w:b w:val="0"/>
+                <w:sz w:val="18"/>
+              </w:rPr>
+              <w:t>主键与外键</w:t>
+            </w:r>
+          </w:p>
+        </w:tc>
+        <w:tc>
+          <w:tcPr>
+            <w:tcW w:type="dxa" w:w="3249"/>
+            <w:vAlign w:val="center"/>
+          </w:tcPr>
+          <w:p>
+            <w:pPr>
+              <w:spacing w:line="259" w:lineRule="auto" w:after="20"/>
+            </w:pPr>
+            <w:r>
+              <w:rPr>
+                <w:rFonts w:ascii="Microsoft YaHei" w:hAnsi="Microsoft YaHei" w:eastAsia="Microsoft YaHei"/>
+                <w:b w:val="0"/>
+                <w:sz w:val="19"/>
+              </w:rPr>
+            </w:r>
+            <w:r>
+              <w:rPr>
+                <w:rFonts w:ascii="Microsoft YaHei" w:hAnsi="Microsoft YaHei" w:eastAsia="Microsoft YaHei"/>
+                <w:b w:val="0"/>
+                <w:sz w:val="18"/>
+              </w:rPr>
+              <w:t>同一上下文内保留强约束，跨上下文只保留业务标识和事件引用。</w:t>
+            </w:r>
+          </w:p>
+        </w:tc>
+        <w:tc>
+          <w:tcPr>
+            <w:tcW w:type="dxa" w:w="3249"/>
+            <w:vAlign w:val="center"/>
+          </w:tcPr>
+          <w:p>
+            <w:pPr>
+              <w:spacing w:line="259" w:lineRule="auto" w:after="20"/>
+            </w:pPr>
+            <w:r>
+              <w:rPr>
+                <w:rFonts w:ascii="Microsoft YaHei" w:hAnsi="Microsoft YaHei" w:eastAsia="Microsoft YaHei"/>
+                <w:b w:val="0"/>
+                <w:sz w:val="19"/>
+              </w:rPr>
+            </w:r>
+            <w:r>
+              <w:rPr>
+                <w:rFonts w:ascii="Microsoft YaHei" w:hAnsi="Microsoft YaHei" w:eastAsia="Microsoft YaHei"/>
+                <w:b w:val="0"/>
+                <w:sz w:val="18"/>
+              </w:rPr>
+              <w:t>检查 ER 图关系、字段命名和 OpenAPI 入参。</w:t>
+            </w:r>
+          </w:p>
+        </w:tc>
+      </w:tr>
+      <w:tr>
+        <w:tc>
+          <w:tcPr>
+            <w:tcW w:type="dxa" w:w="3249"/>
+            <w:vAlign w:val="center"/>
+          </w:tcPr>
+          <w:p>
+            <w:pPr>
+              <w:spacing w:line="259" w:lineRule="auto" w:after="20"/>
+            </w:pPr>
+            <w:r>
+              <w:rPr>
+                <w:rFonts w:ascii="Microsoft YaHei" w:hAnsi="Microsoft YaHei" w:eastAsia="Microsoft YaHei"/>
+                <w:b w:val="0"/>
+                <w:sz w:val="19"/>
+              </w:rPr>
+            </w:r>
+            <w:r>
+              <w:rPr>
+                <w:rFonts w:ascii="Microsoft YaHei" w:hAnsi="Microsoft YaHei" w:eastAsia="Microsoft YaHei"/>
+                <w:b w:val="0"/>
+                <w:sz w:val="18"/>
+              </w:rPr>
+              <w:t>状态一致性</w:t>
+            </w:r>
+          </w:p>
+        </w:tc>
+        <w:tc>
+          <w:tcPr>
+            <w:tcW w:type="dxa" w:w="3249"/>
+            <w:vAlign w:val="center"/>
+          </w:tcPr>
+          <w:p>
+            <w:pPr>
+              <w:spacing w:line="259" w:lineRule="auto" w:after="20"/>
+            </w:pPr>
+            <w:r>
+              <w:rPr>
+                <w:rFonts w:ascii="Microsoft YaHei" w:hAnsi="Microsoft YaHei" w:eastAsia="Microsoft YaHei"/>
+                <w:b w:val="0"/>
+                <w:sz w:val="19"/>
+              </w:rPr>
+            </w:r>
+            <w:r>
+              <w:rPr>
+                <w:rFonts w:ascii="Microsoft YaHei" w:hAnsi="Microsoft YaHei" w:eastAsia="Microsoft YaHei"/>
+                <w:b w:val="0"/>
+                <w:sz w:val="18"/>
+              </w:rPr>
+              <w:t>预约、押金、订单、通知不能出现互相矛盾的终态。</w:t>
+            </w:r>
+          </w:p>
+        </w:tc>
+        <w:tc>
+          <w:tcPr>
+            <w:tcW w:type="dxa" w:w="3249"/>
+            <w:vAlign w:val="center"/>
+          </w:tcPr>
+          <w:p>
+            <w:pPr>
+              <w:spacing w:line="259" w:lineRule="auto" w:after="20"/>
+            </w:pPr>
+            <w:r>
+              <w:rPr>
+                <w:rFonts w:ascii="Microsoft YaHei" w:hAnsi="Microsoft YaHei" w:eastAsia="Microsoft YaHei"/>
+                <w:b w:val="0"/>
+                <w:sz w:val="19"/>
+              </w:rPr>
+            </w:r>
+            <w:r>
+              <w:rPr>
+                <w:rFonts w:ascii="Microsoft YaHei" w:hAnsi="Microsoft YaHei" w:eastAsia="Microsoft YaHei"/>
+                <w:b w:val="0"/>
+                <w:sz w:val="18"/>
+              </w:rPr>
+              <w:t>状态枚举、审计日志、支付回调幂等检查。</w:t>
+            </w:r>
+          </w:p>
+        </w:tc>
+      </w:tr>
+      <w:tr>
+        <w:tc>
+          <w:tcPr>
+            <w:tcW w:type="dxa" w:w="3249"/>
+            <w:vAlign w:val="center"/>
+          </w:tcPr>
+          <w:p>
+            <w:pPr>
+              <w:spacing w:line="259" w:lineRule="auto" w:after="20"/>
+            </w:pPr>
+            <w:r>
+              <w:rPr>
+                <w:rFonts w:ascii="Microsoft YaHei" w:hAnsi="Microsoft YaHei" w:eastAsia="Microsoft YaHei"/>
+                <w:b w:val="0"/>
+                <w:sz w:val="19"/>
+              </w:rPr>
+            </w:r>
+            <w:r>
+              <w:rPr>
+                <w:rFonts w:ascii="Microsoft YaHei" w:hAnsi="Microsoft YaHei" w:eastAsia="Microsoft YaHei"/>
+                <w:b w:val="0"/>
+                <w:sz w:val="18"/>
+              </w:rPr>
+              <w:t>隐私合规</w:t>
+            </w:r>
+          </w:p>
+        </w:tc>
+        <w:tc>
+          <w:tcPr>
+            <w:tcW w:type="dxa" w:w="3249"/>
+            <w:vAlign w:val="center"/>
+          </w:tcPr>
+          <w:p>
+            <w:pPr>
+              <w:spacing w:line="259" w:lineRule="auto" w:after="20"/>
+            </w:pPr>
+            <w:r>
+              <w:rPr>
+                <w:rFonts w:ascii="Microsoft YaHei" w:hAnsi="Microsoft YaHei" w:eastAsia="Microsoft YaHei"/>
+                <w:b w:val="0"/>
+                <w:sz w:val="19"/>
+              </w:rPr>
+            </w:r>
+            <w:r>
+              <w:rPr>
+                <w:rFonts w:ascii="Microsoft YaHei" w:hAnsi="Microsoft YaHei" w:eastAsia="Microsoft YaHei"/>
+                <w:b w:val="0"/>
+                <w:sz w:val="18"/>
+              </w:rPr>
+              <w:t>PII 字段最小化存储，跨境数据仅使用脱敏聚合特征。</w:t>
+            </w:r>
+          </w:p>
+        </w:tc>
+        <w:tc>
+          <w:tcPr>
+            <w:tcW w:type="dxa" w:w="3249"/>
+            <w:vAlign w:val="center"/>
+          </w:tcPr>
+          <w:p>
+            <w:pPr>
+              <w:spacing w:line="259" w:lineRule="auto" w:after="20"/>
+            </w:pPr>
+            <w:r>
+              <w:rPr>
+                <w:rFonts w:ascii="Microsoft YaHei" w:hAnsi="Microsoft YaHei" w:eastAsia="Microsoft YaHei"/>
+                <w:b w:val="0"/>
+                <w:sz w:val="19"/>
+              </w:rPr>
+            </w:r>
+            <w:r>
+              <w:rPr>
+                <w:rFonts w:ascii="Microsoft YaHei" w:hAnsi="Microsoft YaHei" w:eastAsia="Microsoft YaHei"/>
+                <w:b w:val="0"/>
+                <w:sz w:val="18"/>
+              </w:rPr>
+              <w:t>[PII]/[GDPR] 标注、导出/删除请求流程。</w:t>
+            </w:r>
+          </w:p>
+        </w:tc>
+      </w:tr>
+      <w:tr>
+        <w:tc>
+          <w:tcPr>
+            <w:tcW w:type="dxa" w:w="3249"/>
+            <w:vAlign w:val="center"/>
+          </w:tcPr>
+          <w:p>
+            <w:pPr>
+              <w:spacing w:line="259" w:lineRule="auto" w:after="20"/>
+            </w:pPr>
+            <w:r>
+              <w:rPr>
+                <w:rFonts w:ascii="Microsoft YaHei" w:hAnsi="Microsoft YaHei" w:eastAsia="Microsoft YaHei"/>
+                <w:b w:val="0"/>
+                <w:sz w:val="19"/>
+              </w:rPr>
+            </w:r>
+            <w:r>
+              <w:rPr>
+                <w:rFonts w:ascii="Microsoft YaHei" w:hAnsi="Microsoft YaHei" w:eastAsia="Microsoft YaHei"/>
+                <w:b w:val="0"/>
+                <w:sz w:val="18"/>
+              </w:rPr>
+              <w:t>查询性能</w:t>
+            </w:r>
+          </w:p>
+        </w:tc>
+        <w:tc>
+          <w:tcPr>
+            <w:tcW w:type="dxa" w:w="3249"/>
+            <w:vAlign w:val="center"/>
+          </w:tcPr>
+          <w:p>
+            <w:pPr>
+              <w:spacing w:line="259" w:lineRule="auto" w:after="20"/>
+            </w:pPr>
+            <w:r>
+              <w:rPr>
+                <w:rFonts w:ascii="Microsoft YaHei" w:hAnsi="Microsoft YaHei" w:eastAsia="Microsoft YaHei"/>
+                <w:b w:val="0"/>
+                <w:sz w:val="19"/>
+              </w:rPr>
+            </w:r>
+            <w:r>
+              <w:rPr>
+                <w:rFonts w:ascii="Microsoft YaHei" w:hAnsi="Microsoft YaHei" w:eastAsia="Microsoft YaHei"/>
+                <w:b w:val="0"/>
+                <w:sz w:val="18"/>
+              </w:rPr>
+              <w:t>高频查询字段建立索引，运营分析走读模型而非直接扫描交易表。</w:t>
+            </w:r>
+          </w:p>
+        </w:tc>
+        <w:tc>
+          <w:tcPr>
+            <w:tcW w:type="dxa" w:w="3249"/>
+            <w:vAlign w:val="center"/>
+          </w:tcPr>
+          <w:p>
+            <w:pPr>
+              <w:spacing w:line="259" w:lineRule="auto" w:after="20"/>
+            </w:pPr>
+            <w:r>
+              <w:rPr>
+                <w:rFonts w:ascii="Microsoft YaHei" w:hAnsi="Microsoft YaHei" w:eastAsia="Microsoft YaHei"/>
+                <w:b w:val="0"/>
+                <w:sz w:val="19"/>
+              </w:rPr>
+            </w:r>
+            <w:r>
+              <w:rPr>
+                <w:rFonts w:ascii="Microsoft YaHei" w:hAnsi="Microsoft YaHei" w:eastAsia="Microsoft YaHei"/>
+                <w:b w:val="0"/>
+                <w:sz w:val="18"/>
+              </w:rPr>
+              <w:t>索引清单、分页参数、读模型更新事件。</w:t>
             </w:r>
           </w:p>
         </w:tc>
